--- a/src/content/bios/Pastizzi-D 2024.docx
+++ b/src/content/bios/Pastizzi-D 2024.docx
@@ -1,6 +1,6 @@
 
 <file path=word/document.xml><?xml version="1.0" encoding="utf-8"?>
-<w:document xmlns:wpc="http://schemas.microsoft.com/office/word/2010/wordprocessingCanvas" xmlns:cx="http://schemas.microsoft.com/office/drawing/2014/chartex" xmlns:cx1="http://schemas.microsoft.com/office/drawing/2015/9/8/chartex" xmlns:cx2="http://schemas.microsoft.com/office/drawing/2015/10/21/chartex" xmlns:cx3="http://schemas.microsoft.com/office/drawing/2016/5/9/chartex" xmlns:cx4="http://schemas.microsoft.com/office/drawing/2016/5/10/chartex" xmlns:cx5="http://schemas.microsoft.com/office/drawing/2016/5/11/chartex" xmlns:cx6="http://schemas.microsoft.com/office/drawing/2016/5/12/chartex" xmlns:cx7="http://schemas.microsoft.com/office/drawing/2016/5/13/chartex" xmlns:cx8="http://schemas.microsoft.com/office/drawing/2016/5/14/chartex" xmlns:mc="http://schemas.openxmlformats.org/markup-compatibility/2006" xmlns:aink="http://schemas.microsoft.com/office/drawing/2016/ink" xmlns:am3d="http://schemas.microsoft.com/office/drawing/2017/model3d" xmlns:o="urn:schemas-microsoft-com:office:office" xmlns:oel="http://schemas.microsoft.com/office/2019/extlst" xmlns:r="http://schemas.openxmlformats.org/officeDocument/2006/relationships" xmlns:m="http://schemas.openxmlformats.org/officeDocument/2006/math" xmlns:v="urn:schemas-microsoft-com:vml" xmlns:wp14="http://schemas.microsoft.com/office/word/2010/wordprocessingDrawing" xmlns:wp="http://schemas.openxmlformats.org/drawingml/2006/wordprocessingDrawing" xmlns:w10="urn:schemas-microsoft-com:office:word" xmlns:w="http://schemas.openxmlformats.org/wordprocessingml/2006/main" xmlns:w14="http://schemas.microsoft.com/office/word/2010/wordml" xmlns:w15="http://schemas.microsoft.com/office/word/2012/wordml" xmlns:w16cex="http://schemas.microsoft.com/office/word/2018/wordml/cex" xmlns:w16cid="http://schemas.microsoft.com/office/word/2016/wordml/cid" xmlns:w16="http://schemas.microsoft.com/office/word/2018/wordml" xmlns:w16du="http://schemas.microsoft.com/office/word/2023/wordml/word16du" xmlns:w16sdtdh="http://schemas.microsoft.com/office/word/2020/wordml/sdtdatahash" xmlns:w16sdtfl="http://schemas.microsoft.com/office/word/2024/wordml/sdtformatlock" xmlns:w16se="http://schemas.microsoft.com/office/word/2015/wordml/symex" xmlns:wpg="http://schemas.microsoft.com/office/word/2010/wordprocessingGroup" xmlns:wpi="http://schemas.microsoft.com/office/word/2010/wordprocessingInk" xmlns:wne="http://schemas.microsoft.com/office/word/2006/wordml" xmlns:wps="http://schemas.microsoft.com/office/word/2010/wordprocessingShape" mc:Ignorable="w14 w15 w16se w16cid w16 w16cex w16sdtdh w16sdtfl w16du wp14">
+<w:document xmlns:wpc="http://schemas.microsoft.com/office/word/2010/wordprocessingCanvas" xmlns:cx="http://schemas.microsoft.com/office/drawing/2014/chartex" xmlns:cx1="http://schemas.microsoft.com/office/drawing/2015/9/8/chartex" xmlns:cx2="http://schemas.microsoft.com/office/drawing/2015/10/21/chartex" xmlns:cx3="http://schemas.microsoft.com/office/drawing/2016/5/9/chartex" xmlns:cx4="http://schemas.microsoft.com/office/drawing/2016/5/10/chartex" xmlns:cx5="http://schemas.microsoft.com/office/drawing/2016/5/11/chartex" xmlns:cx6="http://schemas.microsoft.com/office/drawing/2016/5/12/chartex" xmlns:cx7="http://schemas.microsoft.com/office/drawing/2016/5/13/chartex" xmlns:cx8="http://schemas.microsoft.com/office/drawing/2016/5/14/chartex" xmlns:mc="http://schemas.openxmlformats.org/markup-compatibility/2006" xmlns:m="http://schemas.openxmlformats.org/officeDocument/2006/math" xmlns:aink="http://schemas.microsoft.com/office/drawing/2016/ink" xmlns:am3d="http://schemas.microsoft.com/office/drawing/2017/model3d" xmlns:oel="http://schemas.microsoft.com/office/2019/extlst" xmlns:r="http://schemas.openxmlformats.org/officeDocument/2006/relationships" xmlns:wp14="http://schemas.microsoft.com/office/word/2010/wordprocessingDrawing" xmlns:wp="http://schemas.openxmlformats.org/drawingml/2006/wordprocessingDrawing" xmlns:wpg="http://schemas.microsoft.com/office/word/2010/wordprocessingGroup" xmlns:wpi="http://schemas.microsoft.com/office/word/2010/wordprocessingInk" xmlns:wps="http://schemas.microsoft.com/office/word/2010/wordprocessingShape" xmlns:o="urn:schemas-microsoft-com:office:office" xmlns:v="urn:schemas-microsoft-com:vml" xmlns:w10="urn:schemas-microsoft-com:office:word" xmlns:w="http://schemas.openxmlformats.org/wordprocessingml/2006/main" xmlns:w14="http://schemas.microsoft.com/office/word/2010/wordml" xmlns:w15="http://schemas.microsoft.com/office/word/2012/wordml" xmlns:w16cei="http://schemas.microsoft.com/office/word/2026/wordml/cei" xmlns:w16cex="http://schemas.microsoft.com/office/word/2018/wordml/cex" xmlns:w16cid="http://schemas.microsoft.com/office/word/2016/wordml/cid" xmlns:w16="http://schemas.microsoft.com/office/word/2018/wordml" xmlns:w16sdtdh="http://schemas.microsoft.com/office/word/2020/wordml/sdtdatahash" xmlns:w16sdtfl="http://schemas.microsoft.com/office/word/2024/wordml/sdtformatlock" xmlns:w16se="http://schemas.microsoft.com/office/word/2015/wordml/symex" xmlns:w16du="http://schemas.microsoft.com/office/word/2023/wordml/word16du" xmlns:wne="http://schemas.microsoft.com/office/word/2006/wordml" mc:Ignorable="w14 w15 w16se w16cid w16 w16cex w16sdtdh w16sdtfl w16du wp14">
   <w:body>
     <w:p>
       <w:pPr>
@@ -15,7 +15,433 @@
         </w:rPr>
       </w:pPr>
       <w:r>
-        <w:t xml:space="preserve">PASTIZZI, Dunja (known as Pastizzi-Ferenčić), Croatian economist and first Director of the United Nations International Research and Training Institute for the Advancement of Women (INSTRAW) 1981-1990, was born 13 October 1936 in Zagreb, Yugoslavia and passed away 23 December 2003 in Zagreb, Croatia. She was the daughter of Gjuro Pastizzi, watchmaker, and Marija Vodnica, administrator at a food production factory. On 20 November 1960 she married Ante Ferenčić, geology engineer, with whom she had two daughters.</w:t>
+        <w:rPr>
+          <w:rFonts w:ascii="Times New Roman" w:hAnsi="Times New Roman" w:cs="Times New Roman"/>
+          <w:b/>
+          <w:bCs/>
+          <w:sz w:val="24"/>
+          <w:szCs w:val="24"/>
+        </w:rPr>
+        <w:t>PASTIZZI</w:t>
+      </w:r>
+      <w:r>
+        <w:rPr>
+          <w:rFonts w:ascii="Times New Roman" w:hAnsi="Times New Roman" w:cs="Times New Roman"/>
+          <w:b/>
+          <w:bCs/>
+          <w:sz w:val="24"/>
+          <w:szCs w:val="24"/>
+        </w:rPr>
+        <w:t>, Dunja (known as Pastizzi-</w:t>
+      </w:r>
+      <w:proofErr w:type="spellStart"/>
+      <w:r>
+        <w:rPr>
+          <w:rFonts w:ascii="Times New Roman" w:hAnsi="Times New Roman" w:cs="Times New Roman"/>
+          <w:b/>
+          <w:bCs/>
+          <w:sz w:val="24"/>
+          <w:szCs w:val="24"/>
+        </w:rPr>
+        <w:t>Feren</w:t>
+      </w:r>
+      <w:r>
+        <w:rPr>
+          <w:rFonts w:ascii="Times New Roman" w:hAnsi="Times New Roman" w:cs="Times New Roman"/>
+          <w:b/>
+          <w:bCs/>
+          <w:sz w:val="24"/>
+          <w:szCs w:val="24"/>
+          <w:bdr w:val="none" w:sz="0" w:space="0" w:color="auto" w:frame="1"/>
+        </w:rPr>
+        <w:t>čić</w:t>
+      </w:r>
+      <w:proofErr w:type="spellEnd"/>
+      <w:r>
+        <w:rPr>
+          <w:rFonts w:ascii="Times New Roman" w:hAnsi="Times New Roman" w:cs="Times New Roman"/>
+          <w:b/>
+          <w:bCs/>
+          <w:sz w:val="24"/>
+          <w:szCs w:val="24"/>
+          <w:bdr w:val="none" w:sz="0" w:space="0" w:color="auto" w:frame="1"/>
+        </w:rPr>
+        <w:t>)</w:t>
+      </w:r>
+      <w:r>
+        <w:rPr>
+          <w:rFonts w:ascii="Times New Roman" w:hAnsi="Times New Roman" w:cs="Times New Roman"/>
+          <w:b/>
+          <w:bCs/>
+          <w:sz w:val="24"/>
+          <w:szCs w:val="24"/>
+        </w:rPr>
+        <w:t xml:space="preserve">, </w:t>
+      </w:r>
+      <w:r>
+        <w:rPr>
+          <w:rFonts w:ascii="Times New Roman" w:hAnsi="Times New Roman" w:cs="Times New Roman"/>
+          <w:b/>
+          <w:bCs/>
+          <w:sz w:val="24"/>
+          <w:szCs w:val="24"/>
+        </w:rPr>
+        <w:t xml:space="preserve">economist and </w:t>
+      </w:r>
+      <w:r>
+        <w:rPr>
+          <w:rFonts w:ascii="Times New Roman" w:hAnsi="Times New Roman" w:cs="Times New Roman"/>
+          <w:b/>
+          <w:bCs/>
+          <w:sz w:val="24"/>
+          <w:szCs w:val="24"/>
+        </w:rPr>
+        <w:t xml:space="preserve">first </w:t>
+      </w:r>
+      <w:r>
+        <w:rPr>
+          <w:rFonts w:ascii="Times New Roman" w:hAnsi="Times New Roman" w:cs="Times New Roman"/>
+          <w:b/>
+          <w:bCs/>
+          <w:sz w:val="24"/>
+          <w:szCs w:val="24"/>
+        </w:rPr>
+        <w:t>Director of the United Nations International Research and Training Institute for the Advancement of Women (INSTRAW)</w:t>
+      </w:r>
+      <w:r>
+        <w:rPr>
+          <w:rFonts w:ascii="Times New Roman" w:hAnsi="Times New Roman" w:cs="Times New Roman"/>
+          <w:b/>
+          <w:bCs/>
+          <w:sz w:val="24"/>
+          <w:szCs w:val="24"/>
+        </w:rPr>
+        <w:t xml:space="preserve"> </w:t>
+      </w:r>
+      <w:r>
+        <w:rPr>
+          <w:rFonts w:ascii="Times New Roman" w:hAnsi="Times New Roman" w:cs="Times New Roman"/>
+          <w:b/>
+          <w:bCs/>
+          <w:sz w:val="24"/>
+          <w:szCs w:val="24"/>
+        </w:rPr>
+        <w:t>1981-1990, was born 13 October 1936 in Zagreb, Yugoslavia</w:t>
+      </w:r>
+      <w:r>
+        <w:rPr>
+          <w:rFonts w:ascii="Times New Roman" w:hAnsi="Times New Roman" w:cs="Times New Roman"/>
+          <w:b/>
+          <w:bCs/>
+          <w:sz w:val="24"/>
+          <w:szCs w:val="24"/>
+        </w:rPr>
+        <w:t xml:space="preserve"> and passed away 23 December 2003 in Zagreb, Croatia</w:t>
+      </w:r>
+      <w:r>
+        <w:rPr>
+          <w:rFonts w:ascii="Times New Roman" w:hAnsi="Times New Roman" w:cs="Times New Roman"/>
+          <w:b/>
+          <w:bCs/>
+          <w:sz w:val="24"/>
+          <w:szCs w:val="24"/>
+        </w:rPr>
+        <w:t>.</w:t>
+      </w:r>
+      <w:r>
+        <w:rPr>
+          <w:rFonts w:ascii="Times New Roman" w:hAnsi="Times New Roman" w:cs="Times New Roman"/>
+          <w:b/>
+          <w:bCs/>
+          <w:sz w:val="24"/>
+          <w:szCs w:val="24"/>
+        </w:rPr>
+        <w:t xml:space="preserve"> She was the daughter of </w:t>
+      </w:r>
+      <w:proofErr w:type="spellStart"/>
+      <w:r>
+        <w:rPr>
+          <w:rFonts w:ascii="Times New Roman" w:hAnsi="Times New Roman" w:cs="Times New Roman"/>
+          <w:b/>
+          <w:bCs/>
+          <w:sz w:val="24"/>
+          <w:szCs w:val="24"/>
+        </w:rPr>
+        <w:t>Gjuro</w:t>
+      </w:r>
+      <w:proofErr w:type="spellEnd"/>
+      <w:r>
+        <w:rPr>
+          <w:rFonts w:ascii="Times New Roman" w:hAnsi="Times New Roman" w:cs="Times New Roman"/>
+          <w:b/>
+          <w:bCs/>
+          <w:sz w:val="24"/>
+          <w:szCs w:val="24"/>
+        </w:rPr>
+        <w:t xml:space="preserve"> Pastizzi</w:t>
+      </w:r>
+      <w:r>
+        <w:rPr>
+          <w:rFonts w:ascii="Times New Roman" w:hAnsi="Times New Roman" w:cs="Times New Roman"/>
+          <w:b/>
+          <w:bCs/>
+          <w:sz w:val="24"/>
+          <w:szCs w:val="24"/>
+        </w:rPr>
+        <w:t xml:space="preserve">, </w:t>
+      </w:r>
+      <w:r>
+        <w:rPr>
+          <w:rFonts w:ascii="Times New Roman" w:hAnsi="Times New Roman" w:cs="Times New Roman"/>
+          <w:b/>
+          <w:bCs/>
+          <w:sz w:val="24"/>
+          <w:szCs w:val="24"/>
+        </w:rPr>
+        <w:t>watchmaker</w:t>
+      </w:r>
+      <w:r>
+        <w:rPr>
+          <w:rFonts w:ascii="Times New Roman" w:hAnsi="Times New Roman" w:cs="Times New Roman"/>
+          <w:b/>
+          <w:bCs/>
+          <w:sz w:val="24"/>
+          <w:szCs w:val="24"/>
+        </w:rPr>
+        <w:t xml:space="preserve">, and </w:t>
+      </w:r>
+      <w:r>
+        <w:rPr>
+          <w:rFonts w:ascii="Times New Roman" w:hAnsi="Times New Roman" w:cs="Times New Roman"/>
+          <w:b/>
+          <w:bCs/>
+          <w:sz w:val="24"/>
+          <w:szCs w:val="24"/>
+        </w:rPr>
+        <w:t xml:space="preserve">Marija </w:t>
+      </w:r>
+      <w:proofErr w:type="spellStart"/>
+      <w:r>
+        <w:rPr>
+          <w:rFonts w:ascii="Times New Roman" w:hAnsi="Times New Roman" w:cs="Times New Roman"/>
+          <w:b/>
+          <w:bCs/>
+          <w:sz w:val="24"/>
+          <w:szCs w:val="24"/>
+        </w:rPr>
+        <w:t>Vodnica</w:t>
+      </w:r>
+      <w:proofErr w:type="spellEnd"/>
+      <w:r>
+        <w:rPr>
+          <w:rFonts w:ascii="Times New Roman" w:hAnsi="Times New Roman" w:cs="Times New Roman"/>
+          <w:b/>
+          <w:bCs/>
+          <w:sz w:val="24"/>
+          <w:szCs w:val="24"/>
+        </w:rPr>
+        <w:t>, administrator</w:t>
+      </w:r>
+      <w:r>
+        <w:rPr>
+          <w:rFonts w:ascii="Times New Roman" w:hAnsi="Times New Roman" w:cs="Times New Roman"/>
+          <w:b/>
+          <w:bCs/>
+          <w:sz w:val="24"/>
+          <w:szCs w:val="24"/>
+        </w:rPr>
+        <w:t xml:space="preserve"> </w:t>
+      </w:r>
+      <w:r>
+        <w:rPr>
+          <w:rFonts w:ascii="Times New Roman" w:hAnsi="Times New Roman" w:cs="Times New Roman"/>
+          <w:b/>
+          <w:bCs/>
+          <w:sz w:val="24"/>
+          <w:szCs w:val="24"/>
+        </w:rPr>
+        <w:t>at</w:t>
+      </w:r>
+      <w:r>
+        <w:rPr>
+          <w:rFonts w:ascii="Times New Roman" w:hAnsi="Times New Roman" w:cs="Times New Roman"/>
+          <w:b/>
+          <w:bCs/>
+          <w:sz w:val="24"/>
+          <w:szCs w:val="24"/>
+        </w:rPr>
+        <w:t xml:space="preserve"> a food production factory</w:t>
+      </w:r>
+      <w:r>
+        <w:rPr>
+          <w:rFonts w:ascii="Times New Roman" w:hAnsi="Times New Roman" w:cs="Times New Roman"/>
+          <w:b/>
+          <w:bCs/>
+          <w:sz w:val="24"/>
+          <w:szCs w:val="24"/>
+        </w:rPr>
+        <w:t>.</w:t>
+      </w:r>
+      <w:r>
+        <w:rPr>
+          <w:rFonts w:ascii="Times New Roman" w:hAnsi="Times New Roman" w:cs="Times New Roman"/>
+          <w:b/>
+          <w:bCs/>
+          <w:sz w:val="24"/>
+          <w:szCs w:val="24"/>
+        </w:rPr>
+        <w:t xml:space="preserve"> </w:t>
+      </w:r>
+      <w:r>
+        <w:rPr>
+          <w:rFonts w:ascii="Times New Roman" w:hAnsi="Times New Roman" w:cs="Times New Roman"/>
+          <w:b/>
+          <w:bCs/>
+          <w:sz w:val="24"/>
+          <w:szCs w:val="24"/>
+        </w:rPr>
+        <w:t xml:space="preserve">On </w:t>
+      </w:r>
+      <w:r>
+        <w:rPr>
+          <w:rFonts w:ascii="Times New Roman" w:hAnsi="Times New Roman" w:cs="Times New Roman"/>
+          <w:b/>
+          <w:bCs/>
+          <w:sz w:val="24"/>
+          <w:szCs w:val="24"/>
+        </w:rPr>
+        <w:t xml:space="preserve">20 November 1960 </w:t>
+      </w:r>
+      <w:r>
+        <w:rPr>
+          <w:rFonts w:ascii="Times New Roman" w:hAnsi="Times New Roman" w:cs="Times New Roman"/>
+          <w:b/>
+          <w:bCs/>
+          <w:sz w:val="24"/>
+          <w:szCs w:val="24"/>
+        </w:rPr>
+        <w:t>she</w:t>
+      </w:r>
+      <w:r>
+        <w:rPr>
+          <w:rFonts w:ascii="Times New Roman" w:hAnsi="Times New Roman" w:cs="Times New Roman"/>
+          <w:b/>
+          <w:bCs/>
+          <w:sz w:val="24"/>
+          <w:szCs w:val="24"/>
+        </w:rPr>
+        <w:t xml:space="preserve"> m</w:t>
+      </w:r>
+      <w:r>
+        <w:rPr>
+          <w:rFonts w:ascii="Times New Roman" w:hAnsi="Times New Roman" w:cs="Times New Roman"/>
+          <w:b/>
+          <w:bCs/>
+          <w:sz w:val="24"/>
+          <w:szCs w:val="24"/>
+        </w:rPr>
+        <w:t xml:space="preserve">arried </w:t>
+      </w:r>
+      <w:r>
+        <w:rPr>
+          <w:rFonts w:ascii="Times New Roman" w:hAnsi="Times New Roman" w:cs="Times New Roman"/>
+          <w:b/>
+          <w:bCs/>
+          <w:sz w:val="24"/>
+          <w:szCs w:val="24"/>
+          <w:bdr w:val="none" w:sz="0" w:space="0" w:color="auto" w:frame="1"/>
+        </w:rPr>
+        <w:t>Ante</w:t>
+      </w:r>
+      <w:r>
+        <w:rPr>
+          <w:rFonts w:ascii="Times New Roman" w:hAnsi="Times New Roman" w:cs="Times New Roman"/>
+          <w:sz w:val="24"/>
+          <w:szCs w:val="24"/>
+          <w:bdr w:val="none" w:sz="0" w:space="0" w:color="auto" w:frame="1"/>
+        </w:rPr>
+        <w:t xml:space="preserve"> </w:t>
+      </w:r>
+      <w:r>
+        <w:rPr>
+          <w:rFonts w:ascii="Times New Roman" w:hAnsi="Times New Roman" w:cs="Times New Roman"/>
+          <w:b/>
+          <w:bCs/>
+          <w:sz w:val="24"/>
+          <w:szCs w:val="24"/>
+          <w:bdr w:val="none" w:sz="0" w:space="0" w:color="auto" w:frame="1"/>
+        </w:rPr>
+        <w:t>Ferenčić</w:t>
+      </w:r>
+      <w:r>
+        <w:rPr>
+          <w:rFonts w:ascii="Times New Roman" w:hAnsi="Times New Roman" w:cs="Times New Roman"/>
+          <w:b/>
+          <w:bCs/>
+          <w:sz w:val="24"/>
+          <w:szCs w:val="24"/>
+        </w:rPr>
+        <w:t xml:space="preserve">, geology engineer, </w:t>
+      </w:r>
+      <w:r>
+        <w:rPr>
+          <w:rFonts w:ascii="Times New Roman" w:hAnsi="Times New Roman" w:cs="Times New Roman"/>
+          <w:b/>
+          <w:bCs/>
+          <w:sz w:val="24"/>
+          <w:szCs w:val="24"/>
+        </w:rPr>
+        <w:t xml:space="preserve">with whom she had </w:t>
+      </w:r>
+      <w:r>
+        <w:rPr>
+          <w:rFonts w:ascii="Times New Roman" w:hAnsi="Times New Roman" w:cs="Times New Roman"/>
+          <w:b/>
+          <w:bCs/>
+          <w:sz w:val="24"/>
+          <w:szCs w:val="24"/>
+        </w:rPr>
+        <w:t>two</w:t>
+      </w:r>
+      <w:r>
+        <w:rPr>
+          <w:rFonts w:ascii="Times New Roman" w:hAnsi="Times New Roman" w:cs="Times New Roman"/>
+          <w:b/>
+          <w:bCs/>
+          <w:sz w:val="24"/>
+          <w:szCs w:val="24"/>
+        </w:rPr>
+        <w:t xml:space="preserve"> </w:t>
+      </w:r>
+      <w:r>
+        <w:rPr>
+          <w:rFonts w:ascii="Times New Roman" w:hAnsi="Times New Roman" w:cs="Times New Roman"/>
+          <w:b/>
+          <w:bCs/>
+          <w:sz w:val="24"/>
+          <w:szCs w:val="24"/>
+        </w:rPr>
+        <w:t>daughter</w:t>
+      </w:r>
+      <w:r>
+        <w:rPr>
+          <w:rFonts w:ascii="Times New Roman" w:hAnsi="Times New Roman" w:cs="Times New Roman"/>
+          <w:b/>
+          <w:bCs/>
+          <w:sz w:val="24"/>
+          <w:szCs w:val="24"/>
+        </w:rPr>
+        <w:t>s</w:t>
+      </w:r>
+      <w:r>
+        <w:rPr>
+          <w:rFonts w:ascii="Times New Roman" w:hAnsi="Times New Roman" w:cs="Times New Roman"/>
+          <w:b/>
+          <w:bCs/>
+          <w:sz w:val="24"/>
+          <w:szCs w:val="24"/>
+        </w:rPr>
+        <w:t>.</w:t>
       </w:r>
     </w:p>
     <w:p>
@@ -149,15 +575,14 @@
           <w:rFonts w:ascii="Times New Roman" w:hAnsi="Times New Roman" w:cs="Times New Roman"/>
           <w:b/>
           <w:bCs/>
-          <w:noProof/>
           <w:sz w:val="24"/>
           <w:szCs w:val="24"/>
         </w:rPr>
         <w:drawing>
-          <wp:inline distT="0" distB="0" distL="0" distR="0" wp14:anchorId="36C8A0F1" wp14:editId="66F7BE96">
-            <wp:extent cx="2647950" cy="2279393"/>
-            <wp:effectExtent l="0" t="0" r="0" b="0"/>
-            <wp:docPr id="2" name="Afbeelding 2" descr="Afbeelding met Menselijk gezicht, persoon, glimlach, kleding&#10;&#10;Automatisch gegenereerde beschrijving"/>
+          <wp:inline distT="0" distB="0" distL="0" distR="0" wp14:anchorId="3FD79DB7" wp14:editId="515FEC4C">
+            <wp:extent cx="2973081" cy="2482896"/>
+            <wp:effectExtent l="0" t="0" r="0" b="6350"/>
+            <wp:docPr id="1736023302" name="Afbeelding 1"/>
             <wp:cNvGraphicFramePr>
               <a:graphicFrameLocks xmlns:a="http://schemas.openxmlformats.org/drawingml/2006/main" noChangeAspect="1"/>
             </wp:cNvGraphicFramePr>
@@ -165,7 +590,7 @@
               <a:graphicData uri="http://schemas.openxmlformats.org/drawingml/2006/picture">
                 <pic:pic xmlns:pic="http://schemas.openxmlformats.org/drawingml/2006/picture">
                   <pic:nvPicPr>
-                    <pic:cNvPr id="2" name="Afbeelding 2" descr="Afbeelding met Menselijk gezicht, persoon, glimlach, kleding&#10;&#10;Automatisch gegenereerde beschrijving"/>
+                    <pic:cNvPr id="1736023302" name=""/>
                     <pic:cNvPicPr/>
                   </pic:nvPicPr>
                   <pic:blipFill>
@@ -177,7 +602,7 @@
                   <pic:spPr>
                     <a:xfrm>
                       <a:off x="0" y="0"/>
-                      <a:ext cx="2697372" cy="2321936"/>
+                      <a:ext cx="2995498" cy="2501617"/>
                     </a:xfrm>
                     <a:prstGeom prst="rect">
                       <a:avLst/>
@@ -211,40 +636,11 @@
       <w:r>
         <w:rPr>
           <w:rFonts w:ascii="Times New Roman" w:hAnsi="Times New Roman" w:cs="Times New Roman"/>
-          <w:i/>
-          <w:iCs/>
-          <w:sz w:val="24"/>
-          <w:szCs w:val="24"/>
-        </w:rPr>
-        <w:t xml:space="preserve">Femmes </w:t>
-      </w:r>
-      <w:proofErr w:type="spellStart"/>
-      <w:r>
-        <w:rPr>
-          <w:rFonts w:ascii="Times New Roman" w:hAnsi="Times New Roman" w:cs="Times New Roman"/>
-          <w:i/>
-          <w:iCs/>
-          <w:sz w:val="24"/>
-          <w:szCs w:val="24"/>
-        </w:rPr>
-        <w:t>suisses</w:t>
-      </w:r>
-      <w:proofErr w:type="spellEnd"/>
-      <w:r>
-        <w:rPr>
-          <w:rFonts w:ascii="Times New Roman" w:hAnsi="Times New Roman" w:cs="Times New Roman"/>
-          <w:sz w:val="24"/>
-          <w:szCs w:val="24"/>
-        </w:rPr>
-        <w:t>, December 1994, 10</w:t>
-      </w:r>
-      <w:r>
-        <w:rPr>
-          <w:rFonts w:ascii="Times New Roman" w:hAnsi="Times New Roman" w:cs="Times New Roman"/>
-          <w:sz w:val="24"/>
-          <w:szCs w:val="24"/>
-        </w:rPr>
-        <w:t xml:space="preserve"> </w:t>
+          <w:sz w:val="24"/>
+          <w:szCs w:val="24"/>
+          <w:lang w:val="en-GB"/>
+        </w:rPr>
+        <w:t>Pastizzi, 4 July 1987, UN Photo UN7474774, photographer M. Grant</w:t>
       </w:r>
     </w:p>
     <w:p>
@@ -268,23 +664,13 @@
           <w:szCs w:val="24"/>
         </w:rPr>
       </w:pPr>
-      <w:proofErr w:type="spellStart"/>
-      <w:r>
-        <w:rPr>
-          <w:rFonts w:ascii="Times New Roman" w:hAnsi="Times New Roman" w:cs="Times New Roman"/>
-          <w:sz w:val="24"/>
-          <w:szCs w:val="24"/>
-        </w:rPr>
-        <w:t>Pastizzi’s</w:t>
-      </w:r>
-      <w:proofErr w:type="spellEnd"/>
-      <w:r>
-        <w:rPr>
-          <w:rFonts w:ascii="Times New Roman" w:hAnsi="Times New Roman" w:cs="Times New Roman"/>
-          <w:sz w:val="24"/>
-          <w:szCs w:val="24"/>
-        </w:rPr>
-        <w:t xml:space="preserve"> father was a watchmaker</w:t>
+      <w:r>
+        <w:rPr>
+          <w:rFonts w:ascii="Times New Roman" w:hAnsi="Times New Roman" w:cs="Times New Roman"/>
+          <w:sz w:val="24"/>
+          <w:szCs w:val="24"/>
+        </w:rPr>
+        <w:t>Pastizzi’s father was a watchmaker</w:t>
       </w:r>
       <w:r>
         <w:rPr>
@@ -348,25 +734,7 @@
           <w:sz w:val="24"/>
           <w:szCs w:val="24"/>
         </w:rPr>
-        <w:t xml:space="preserve">. He also was a musician, author and Esperantist. Her mother had an administrative job. </w:t>
-      </w:r>
-      <w:proofErr w:type="spellStart"/>
-      <w:r>
-        <w:rPr>
-          <w:rFonts w:ascii="Times New Roman" w:hAnsi="Times New Roman" w:cs="Times New Roman"/>
-          <w:sz w:val="24"/>
-          <w:szCs w:val="24"/>
-        </w:rPr>
-        <w:t>Pastizzi’s</w:t>
-      </w:r>
-      <w:proofErr w:type="spellEnd"/>
-      <w:r>
-        <w:rPr>
-          <w:rFonts w:ascii="Times New Roman" w:hAnsi="Times New Roman" w:cs="Times New Roman"/>
-          <w:sz w:val="24"/>
-          <w:szCs w:val="24"/>
-        </w:rPr>
-        <w:t xml:space="preserve"> early years coincided with the Second World War, </w:t>
+        <w:t xml:space="preserve">. He also was a musician, author and Esperantist. Her mother had an administrative job. Pastizzi’s early years coincided with the Second World War, </w:t>
       </w:r>
       <w:r>
         <w:rPr>
@@ -560,7 +928,6 @@
         </w:rPr>
         <w:t xml:space="preserve">In 1945, nine-year-old </w:t>
       </w:r>
-      <w:proofErr w:type="spellStart"/>
       <w:r>
         <w:rPr>
           <w:rFonts w:ascii="Times New Roman" w:hAnsi="Times New Roman" w:cs="Times New Roman"/>
@@ -569,7 +936,6 @@
         </w:rPr>
         <w:t>Pastizzi</w:t>
       </w:r>
-      <w:proofErr w:type="spellEnd"/>
       <w:r>
         <w:rPr>
           <w:rFonts w:ascii="Times New Roman" w:hAnsi="Times New Roman" w:cs="Times New Roman"/>
@@ -690,23 +1056,13 @@
         </w:rPr>
         <w:t xml:space="preserve">Despite the early difficult family circumstances, </w:t>
       </w:r>
-      <w:proofErr w:type="spellStart"/>
-      <w:r>
-        <w:rPr>
-          <w:rFonts w:ascii="Times New Roman" w:hAnsi="Times New Roman" w:cs="Times New Roman"/>
-          <w:sz w:val="24"/>
-          <w:szCs w:val="24"/>
-        </w:rPr>
-        <w:t>Pastizzi</w:t>
-      </w:r>
-      <w:proofErr w:type="spellEnd"/>
-      <w:r>
-        <w:rPr>
-          <w:rFonts w:ascii="Times New Roman" w:hAnsi="Times New Roman" w:cs="Times New Roman"/>
-          <w:sz w:val="24"/>
-          <w:szCs w:val="24"/>
-        </w:rPr>
-        <w:t xml:space="preserve"> </w:t>
+      <w:r>
+        <w:rPr>
+          <w:rFonts w:ascii="Times New Roman" w:hAnsi="Times New Roman" w:cs="Times New Roman"/>
+          <w:sz w:val="24"/>
+          <w:szCs w:val="24"/>
+        </w:rPr>
+        <w:t xml:space="preserve">Pastizzi </w:t>
       </w:r>
       <w:r>
         <w:rPr>
@@ -1314,7 +1670,16 @@
           <w:sz w:val="24"/>
           <w:szCs w:val="24"/>
         </w:rPr>
-        <w:t>While still pursuing postgraduate studies, Pastizzi-</w:t>
+        <w:t xml:space="preserve">While still </w:t>
+      </w:r>
+      <w:r>
+        <w:rPr>
+          <w:rFonts w:ascii="Times New Roman" w:hAnsi="Times New Roman" w:cs="Times New Roman"/>
+          <w:sz w:val="24"/>
+          <w:szCs w:val="24"/>
+        </w:rPr>
+        <w:lastRenderedPageBreak/>
+        <w:t>pursuing postgraduate studies, Pastizzi-</w:t>
       </w:r>
       <w:proofErr w:type="spellStart"/>
       <w:r>
@@ -1341,16 +1706,7 @@
           <w:sz w:val="24"/>
           <w:szCs w:val="24"/>
         </w:rPr>
-        <w:t xml:space="preserve"> began her international professional career. Between 1964 and 1972 she served as a consultant for the UNDP’s Institute for Developing </w:t>
-      </w:r>
-      <w:r>
-        <w:rPr>
-          <w:rFonts w:ascii="Times New Roman" w:hAnsi="Times New Roman" w:cs="Times New Roman"/>
-          <w:sz w:val="24"/>
-          <w:szCs w:val="24"/>
-        </w:rPr>
-        <w:lastRenderedPageBreak/>
-        <w:t xml:space="preserve">Countries, undertaking work in Panama and Venezuela. </w:t>
+        <w:t xml:space="preserve"> began her international professional career. Between 1964 and 1972 she served as a consultant for the UNDP’s Institute for Developing Countries, undertaking work in Panama and Venezuela. </w:t>
       </w:r>
       <w:r>
         <w:rPr>
@@ -3226,6 +3582,7 @@
           <w:sz w:val="24"/>
           <w:szCs w:val="24"/>
         </w:rPr>
+        <w:lastRenderedPageBreak/>
         <w:t>influenced the creation o</w:t>
       </w:r>
       <w:r>
@@ -3338,16 +3695,7 @@
           <w:sz w:val="24"/>
           <w:szCs w:val="24"/>
         </w:rPr>
-        <w:t xml:space="preserve"> UN Voluntary Fund </w:t>
-      </w:r>
-      <w:r>
-        <w:rPr>
-          <w:rFonts w:ascii="Times New Roman" w:hAnsi="Times New Roman" w:cs="Times New Roman"/>
-          <w:sz w:val="24"/>
-          <w:szCs w:val="24"/>
-        </w:rPr>
-        <w:lastRenderedPageBreak/>
-        <w:t xml:space="preserve">for the Decade on Women </w:t>
+        <w:t xml:space="preserve"> UN Voluntary Fund for the Decade on Women </w:t>
       </w:r>
       <w:r>
         <w:rPr>
@@ -3771,6 +4119,14 @@
         </w:rPr>
         <w:t xml:space="preserve">Once the Institute was set up, </w:t>
       </w:r>
+      <w:r>
+        <w:rPr>
+          <w:rFonts w:ascii="Times New Roman" w:hAnsi="Times New Roman" w:cs="Times New Roman"/>
+          <w:sz w:val="24"/>
+          <w:szCs w:val="24"/>
+        </w:rPr>
+        <w:t>Pastizzi-</w:t>
+      </w:r>
       <w:proofErr w:type="spellStart"/>
       <w:r>
         <w:rPr>
@@ -3778,7 +4134,7 @@
           <w:sz w:val="24"/>
           <w:szCs w:val="24"/>
         </w:rPr>
-        <w:t>Pastizzi-Feren</w:t>
+        <w:t>Feren</w:t>
       </w:r>
       <w:r>
         <w:rPr>
@@ -4014,6 +4370,14 @@
         </w:rPr>
         <w:t xml:space="preserve">To that end, </w:t>
       </w:r>
+      <w:r>
+        <w:rPr>
+          <w:rFonts w:ascii="Times New Roman" w:hAnsi="Times New Roman" w:cs="Times New Roman"/>
+          <w:sz w:val="24"/>
+          <w:szCs w:val="24"/>
+        </w:rPr>
+        <w:t>Pastizzi-</w:t>
+      </w:r>
       <w:proofErr w:type="spellStart"/>
       <w:r>
         <w:rPr>
@@ -4021,7 +4385,7 @@
           <w:sz w:val="24"/>
           <w:szCs w:val="24"/>
         </w:rPr>
-        <w:t>Pastizzi-Feren</w:t>
+        <w:t>Feren</w:t>
       </w:r>
       <w:r>
         <w:rPr>
@@ -4515,7 +4879,7 @@
           <w:sz w:val="24"/>
           <w:szCs w:val="24"/>
         </w:rPr>
-        <w:t xml:space="preserve">also reflected </w:t>
+        <w:t>also reflected Pastizzi-</w:t>
       </w:r>
       <w:proofErr w:type="spellStart"/>
       <w:r>
@@ -4524,7 +4888,7 @@
           <w:sz w:val="24"/>
           <w:szCs w:val="24"/>
         </w:rPr>
-        <w:t>Pastizzi-Feren</w:t>
+        <w:t>Feren</w:t>
       </w:r>
       <w:r>
         <w:rPr>
@@ -4644,7 +5008,7 @@
           <w:sz w:val="24"/>
           <w:szCs w:val="24"/>
         </w:rPr>
-        <w:t xml:space="preserve">For INSTRAW’s seminars and training sessions </w:t>
+        <w:t>For INSTRAW’s seminars and training sessions Pastizzi-</w:t>
       </w:r>
       <w:proofErr w:type="spellStart"/>
       <w:r>
@@ -4653,7 +5017,7 @@
           <w:sz w:val="24"/>
           <w:szCs w:val="24"/>
         </w:rPr>
-        <w:t>Pastizzi-Feren</w:t>
+        <w:t>Feren</w:t>
       </w:r>
       <w:r>
         <w:rPr>
@@ -4671,7 +5035,16 @@
           <w:sz w:val="24"/>
           <w:szCs w:val="24"/>
         </w:rPr>
-        <w:t xml:space="preserve"> hired consultants and commissioned studies that often made their way into larger UN reports or stand-alone publications. Lourdes Urdaneta-Ferran of Venezuela was consulted on conceptualizing and measuring female labor. </w:t>
+        <w:t xml:space="preserve"> hired consultants and commissioned studies that often made their way into larger UN reports or stand-alone publications. </w:t>
+      </w:r>
+      <w:r>
+        <w:rPr>
+          <w:rFonts w:ascii="Times New Roman" w:hAnsi="Times New Roman" w:cs="Times New Roman"/>
+          <w:sz w:val="24"/>
+          <w:szCs w:val="24"/>
+        </w:rPr>
+        <w:lastRenderedPageBreak/>
+        <w:t xml:space="preserve">Lourdes Urdaneta-Ferran of Venezuela was consulted on conceptualizing and measuring female labor. </w:t>
       </w:r>
       <w:r>
         <w:rPr>
@@ -4732,16 +5105,7 @@
           <w:sz w:val="24"/>
           <w:szCs w:val="24"/>
         </w:rPr>
-        <w:t xml:space="preserve">new approaches and </w:t>
-      </w:r>
-      <w:r>
-        <w:rPr>
-          <w:rFonts w:ascii="Times New Roman" w:hAnsi="Times New Roman" w:cs="Times New Roman"/>
-          <w:sz w:val="24"/>
-          <w:szCs w:val="24"/>
-        </w:rPr>
-        <w:lastRenderedPageBreak/>
-        <w:t xml:space="preserve">concepts in statistics on women (1986) and women’s work in the informal sectors of economy (1989). </w:t>
+        <w:t xml:space="preserve">new approaches and concepts in statistics on women (1986) and women’s work in the informal sectors of economy (1989). </w:t>
       </w:r>
       <w:r>
         <w:rPr>
@@ -5321,6 +5685,14 @@
         </w:rPr>
         <w:t xml:space="preserve">Recognizing the distinctive status and needs of aging women, </w:t>
       </w:r>
+      <w:r>
+        <w:rPr>
+          <w:rFonts w:ascii="Times New Roman" w:hAnsi="Times New Roman" w:cs="Times New Roman"/>
+          <w:sz w:val="24"/>
+          <w:szCs w:val="24"/>
+        </w:rPr>
+        <w:t>Pastizzi-</w:t>
+      </w:r>
       <w:proofErr w:type="spellStart"/>
       <w:r>
         <w:rPr>
@@ -5328,7 +5700,7 @@
           <w:sz w:val="24"/>
           <w:szCs w:val="24"/>
         </w:rPr>
-        <w:t>Pastizzi-Feren</w:t>
+        <w:t>Feren</w:t>
       </w:r>
       <w:r>
         <w:rPr>
@@ -5690,7 +6062,7 @@
           <w:sz w:val="24"/>
           <w:szCs w:val="24"/>
         </w:rPr>
-        <w:t xml:space="preserve"> </w:t>
+        <w:t xml:space="preserve"> Pastizzi-</w:t>
       </w:r>
       <w:proofErr w:type="spellStart"/>
       <w:r>
@@ -5699,7 +6071,7 @@
           <w:sz w:val="24"/>
           <w:szCs w:val="24"/>
         </w:rPr>
-        <w:t>Pastizzi-Feren</w:t>
+        <w:t>Feren</w:t>
       </w:r>
       <w:r>
         <w:rPr>
@@ -6178,6 +6550,14 @@
         </w:rPr>
         <w:t xml:space="preserve">, </w:t>
       </w:r>
+      <w:r>
+        <w:rPr>
+          <w:rFonts w:ascii="Times New Roman" w:hAnsi="Times New Roman" w:cs="Times New Roman"/>
+          <w:sz w:val="24"/>
+          <w:szCs w:val="24"/>
+        </w:rPr>
+        <w:t>Pastizzi-</w:t>
+      </w:r>
       <w:proofErr w:type="spellStart"/>
       <w:r>
         <w:rPr>
@@ -6185,7 +6565,7 @@
           <w:sz w:val="24"/>
           <w:szCs w:val="24"/>
         </w:rPr>
-        <w:t>Pastizzi-Feren</w:t>
+        <w:t>Feren</w:t>
       </w:r>
       <w:r>
         <w:rPr>
@@ -6309,6 +6689,14 @@
         </w:rPr>
         <w:t xml:space="preserve">At the end of 2003 </w:t>
       </w:r>
+      <w:r>
+        <w:rPr>
+          <w:rFonts w:ascii="Times New Roman" w:hAnsi="Times New Roman" w:cs="Times New Roman"/>
+          <w:sz w:val="24"/>
+          <w:szCs w:val="24"/>
+        </w:rPr>
+        <w:t>Pastizzi-</w:t>
+      </w:r>
       <w:proofErr w:type="spellStart"/>
       <w:r>
         <w:rPr>
@@ -6316,7 +6704,7 @@
           <w:sz w:val="24"/>
           <w:szCs w:val="24"/>
         </w:rPr>
-        <w:t>Pastizzi-Feren</w:t>
+        <w:t>Feren</w:t>
       </w:r>
       <w:r>
         <w:rPr>
@@ -6390,7 +6778,16 @@
           <w:sz w:val="24"/>
           <w:szCs w:val="24"/>
         </w:rPr>
-        <w:t xml:space="preserve">remembered as an effective servant, a dedicated supporter of women’s advancement and a mentor to the many researchers and assistants who worked on INSTRAW projects during her years there as Director. </w:t>
+        <w:t xml:space="preserve">remembered as an effective servant, a dedicated supporter of women’s advancement and a mentor to the many researchers and assistants who </w:t>
+      </w:r>
+      <w:r>
+        <w:rPr>
+          <w:rFonts w:ascii="Times New Roman" w:hAnsi="Times New Roman" w:cs="Times New Roman"/>
+          <w:sz w:val="24"/>
+          <w:szCs w:val="24"/>
+        </w:rPr>
+        <w:lastRenderedPageBreak/>
+        <w:t xml:space="preserve">worked on INSTRAW projects during her years there as Director. </w:t>
       </w:r>
       <w:r>
         <w:rPr>
@@ -6433,16 +6830,7 @@
           <w:sz w:val="24"/>
           <w:szCs w:val="24"/>
         </w:rPr>
-        <w:t xml:space="preserve">promoted the visibility of women in the global economy through the design of statistics and the development of </w:t>
-      </w:r>
-      <w:r>
-        <w:rPr>
-          <w:rFonts w:ascii="Times New Roman" w:hAnsi="Times New Roman" w:cs="Times New Roman"/>
-          <w:sz w:val="24"/>
-          <w:szCs w:val="24"/>
-        </w:rPr>
-        <w:lastRenderedPageBreak/>
-        <w:t>methodological tools to better count and measure women’s diverse economic activities</w:t>
+        <w:t>promoted the visibility of women in the global economy through the design of statistics and the development of methodological tools to better count and measure women’s diverse economic activities</w:t>
       </w:r>
       <w:r>
         <w:rPr>
@@ -7477,6 +7865,7 @@
         </w:rPr>
         <w:t xml:space="preserve">, Washington DC 1989, 15-17; </w:t>
       </w:r>
+      <w:proofErr w:type="spellStart"/>
       <w:r>
         <w:rPr>
           <w:rFonts w:ascii="Times New Roman" w:hAnsi="Times New Roman" w:cs="Times New Roman"/>
@@ -7487,7 +7876,20 @@
           <w:szCs w:val="24"/>
           <w:shd w:val="clear" w:color="auto" w:fill="FAFAFA"/>
         </w:rPr>
-        <w:t xml:space="preserve">Problemas de la </w:t>
+        <w:t>Problemas</w:t>
+      </w:r>
+      <w:proofErr w:type="spellEnd"/>
+      <w:r>
+        <w:rPr>
+          <w:rFonts w:ascii="Times New Roman" w:hAnsi="Times New Roman" w:cs="Times New Roman"/>
+          <w:i/>
+          <w:iCs/>
+          <w:color w:val="2B3545"/>
+          <w:sz w:val="24"/>
+          <w:szCs w:val="24"/>
+          <w:shd w:val="clear" w:color="auto" w:fill="FAFAFA"/>
+        </w:rPr>
+        <w:t xml:space="preserve"> de la </w:t>
       </w:r>
       <w:proofErr w:type="spellStart"/>
       <w:r>
@@ -7825,33 +8227,7 @@
           <w:szCs w:val="24"/>
           <w:shd w:val="clear" w:color="auto" w:fill="FAFAFA"/>
         </w:rPr>
-        <w:t xml:space="preserve"> America Latina y </w:t>
-      </w:r>
-      <w:proofErr w:type="spellStart"/>
-      <w:r>
-        <w:rPr>
-          <w:rFonts w:ascii="Times New Roman" w:hAnsi="Times New Roman" w:cs="Times New Roman"/>
-          <w:i/>
-          <w:iCs/>
-          <w:color w:val="2B3545"/>
-          <w:sz w:val="24"/>
-          <w:szCs w:val="24"/>
-          <w:shd w:val="clear" w:color="auto" w:fill="FAFAFA"/>
-        </w:rPr>
-        <w:t>el</w:t>
-      </w:r>
-      <w:proofErr w:type="spellEnd"/>
-      <w:r>
-        <w:rPr>
-          <w:rFonts w:ascii="Times New Roman" w:hAnsi="Times New Roman" w:cs="Times New Roman"/>
-          <w:i/>
-          <w:iCs/>
-          <w:color w:val="2B3545"/>
-          <w:sz w:val="24"/>
-          <w:szCs w:val="24"/>
-          <w:shd w:val="clear" w:color="auto" w:fill="FAFAFA"/>
-        </w:rPr>
-        <w:t xml:space="preserve"> Caribe</w:t>
+        <w:t xml:space="preserve"> America Latina y el Caribe</w:t>
       </w:r>
       <w:r>
         <w:rPr>
@@ -8294,7 +8670,7 @@
           <w:sz w:val="24"/>
           <w:szCs w:val="24"/>
         </w:rPr>
-        <w:t xml:space="preserve">, Interview with </w:t>
+        <w:t>, Interview with Pastizzi-</w:t>
       </w:r>
       <w:proofErr w:type="spellStart"/>
       <w:r>
@@ -8303,7 +8679,7 @@
           <w:sz w:val="24"/>
           <w:szCs w:val="24"/>
         </w:rPr>
-        <w:t>Pastizzi-Ferencic</w:t>
+        <w:t>Ferencic</w:t>
       </w:r>
       <w:proofErr w:type="spellEnd"/>
       <w:r>
@@ -8875,33 +9251,15 @@
           <w:sz w:val="24"/>
           <w:szCs w:val="24"/>
         </w:rPr>
-        <w:t>Valentine M. Moghadam, ‘</w:t>
-      </w:r>
-      <w:proofErr w:type="spellStart"/>
-      <w:r>
-        <w:rPr>
-          <w:rFonts w:ascii="Times New Roman" w:hAnsi="Times New Roman" w:cs="Times New Roman"/>
-          <w:sz w:val="24"/>
-          <w:szCs w:val="24"/>
-        </w:rPr>
-        <w:t>P</w:t>
-      </w:r>
-      <w:r>
-        <w:rPr>
-          <w:rFonts w:ascii="Times New Roman" w:hAnsi="Times New Roman" w:cs="Times New Roman"/>
-          <w:sz w:val="24"/>
-          <w:szCs w:val="24"/>
-        </w:rPr>
-        <w:t>astizzi</w:t>
-      </w:r>
-      <w:proofErr w:type="spellEnd"/>
-      <w:r>
-        <w:rPr>
-          <w:rFonts w:ascii="Times New Roman" w:hAnsi="Times New Roman" w:cs="Times New Roman"/>
-          <w:sz w:val="24"/>
-          <w:szCs w:val="24"/>
-        </w:rPr>
-        <w:t>[-</w:t>
+        <w:t>Valentine M. Moghadam, ‘P</w:t>
+      </w:r>
+      <w:r>
+        <w:rPr>
+          <w:rFonts w:ascii="Times New Roman" w:hAnsi="Times New Roman" w:cs="Times New Roman"/>
+          <w:sz w:val="24"/>
+          <w:szCs w:val="24"/>
+        </w:rPr>
+        <w:t>astizzi[-</w:t>
       </w:r>
       <w:proofErr w:type="spellStart"/>
       <w:r>
@@ -9006,7 +9364,7 @@
 </file>
 
 <file path=word/endnotes.xml><?xml version="1.0" encoding="utf-8"?>
-<w:endnotes xmlns:wpc="http://schemas.microsoft.com/office/word/2010/wordprocessingCanvas" xmlns:cx="http://schemas.microsoft.com/office/drawing/2014/chartex" xmlns:cx1="http://schemas.microsoft.com/office/drawing/2015/9/8/chartex" xmlns:cx2="http://schemas.microsoft.com/office/drawing/2015/10/21/chartex" xmlns:cx3="http://schemas.microsoft.com/office/drawing/2016/5/9/chartex" xmlns:cx4="http://schemas.microsoft.com/office/drawing/2016/5/10/chartex" xmlns:cx5="http://schemas.microsoft.com/office/drawing/2016/5/11/chartex" xmlns:cx6="http://schemas.microsoft.com/office/drawing/2016/5/12/chartex" xmlns:cx7="http://schemas.microsoft.com/office/drawing/2016/5/13/chartex" xmlns:cx8="http://schemas.microsoft.com/office/drawing/2016/5/14/chartex" xmlns:mc="http://schemas.openxmlformats.org/markup-compatibility/2006" xmlns:aink="http://schemas.microsoft.com/office/drawing/2016/ink" xmlns:am3d="http://schemas.microsoft.com/office/drawing/2017/model3d" xmlns:o="urn:schemas-microsoft-com:office:office" xmlns:oel="http://schemas.microsoft.com/office/2019/extlst" xmlns:r="http://schemas.openxmlformats.org/officeDocument/2006/relationships" xmlns:m="http://schemas.openxmlformats.org/officeDocument/2006/math" xmlns:v="urn:schemas-microsoft-com:vml" xmlns:wp14="http://schemas.microsoft.com/office/word/2010/wordprocessingDrawing" xmlns:wp="http://schemas.openxmlformats.org/drawingml/2006/wordprocessingDrawing" xmlns:w10="urn:schemas-microsoft-com:office:word" xmlns:w="http://schemas.openxmlformats.org/wordprocessingml/2006/main" xmlns:w14="http://schemas.microsoft.com/office/word/2010/wordml" xmlns:w15="http://schemas.microsoft.com/office/word/2012/wordml" xmlns:w16cex="http://schemas.microsoft.com/office/word/2018/wordml/cex" xmlns:w16cid="http://schemas.microsoft.com/office/word/2016/wordml/cid" xmlns:w16="http://schemas.microsoft.com/office/word/2018/wordml" xmlns:w16du="http://schemas.microsoft.com/office/word/2023/wordml/word16du" xmlns:w16sdtdh="http://schemas.microsoft.com/office/word/2020/wordml/sdtdatahash" xmlns:w16sdtfl="http://schemas.microsoft.com/office/word/2024/wordml/sdtformatlock" xmlns:w16se="http://schemas.microsoft.com/office/word/2015/wordml/symex" xmlns:wpg="http://schemas.microsoft.com/office/word/2010/wordprocessingGroup" xmlns:wpi="http://schemas.microsoft.com/office/word/2010/wordprocessingInk" xmlns:wne="http://schemas.microsoft.com/office/word/2006/wordml" xmlns:wps="http://schemas.microsoft.com/office/word/2010/wordprocessingShape" mc:Ignorable="w14 w15 w16se w16cid w16 w16cex w16sdtdh w16sdtfl w16du wp14">
+<w:endnotes xmlns:wpc="http://schemas.microsoft.com/office/word/2010/wordprocessingCanvas" xmlns:cx="http://schemas.microsoft.com/office/drawing/2014/chartex" xmlns:cx1="http://schemas.microsoft.com/office/drawing/2015/9/8/chartex" xmlns:cx2="http://schemas.microsoft.com/office/drawing/2015/10/21/chartex" xmlns:cx3="http://schemas.microsoft.com/office/drawing/2016/5/9/chartex" xmlns:cx4="http://schemas.microsoft.com/office/drawing/2016/5/10/chartex" xmlns:cx5="http://schemas.microsoft.com/office/drawing/2016/5/11/chartex" xmlns:cx6="http://schemas.microsoft.com/office/drawing/2016/5/12/chartex" xmlns:cx7="http://schemas.microsoft.com/office/drawing/2016/5/13/chartex" xmlns:cx8="http://schemas.microsoft.com/office/drawing/2016/5/14/chartex" xmlns:mc="http://schemas.openxmlformats.org/markup-compatibility/2006" xmlns:m="http://schemas.openxmlformats.org/officeDocument/2006/math" xmlns:aink="http://schemas.microsoft.com/office/drawing/2016/ink" xmlns:am3d="http://schemas.microsoft.com/office/drawing/2017/model3d" xmlns:oel="http://schemas.microsoft.com/office/2019/extlst" xmlns:r="http://schemas.openxmlformats.org/officeDocument/2006/relationships" xmlns:wp14="http://schemas.microsoft.com/office/word/2010/wordprocessingDrawing" xmlns:wp="http://schemas.openxmlformats.org/drawingml/2006/wordprocessingDrawing" xmlns:wpg="http://schemas.microsoft.com/office/word/2010/wordprocessingGroup" xmlns:wpi="http://schemas.microsoft.com/office/word/2010/wordprocessingInk" xmlns:wps="http://schemas.microsoft.com/office/word/2010/wordprocessingShape" xmlns:o="urn:schemas-microsoft-com:office:office" xmlns:v="urn:schemas-microsoft-com:vml" xmlns:w10="urn:schemas-microsoft-com:office:word" xmlns:w="http://schemas.openxmlformats.org/wordprocessingml/2006/main" xmlns:w14="http://schemas.microsoft.com/office/word/2010/wordml" xmlns:w15="http://schemas.microsoft.com/office/word/2012/wordml" xmlns:w16cei="http://schemas.microsoft.com/office/word/2026/wordml/cei" xmlns:w16cex="http://schemas.microsoft.com/office/word/2018/wordml/cex" xmlns:w16cid="http://schemas.microsoft.com/office/word/2016/wordml/cid" xmlns:w16="http://schemas.microsoft.com/office/word/2018/wordml" xmlns:w16sdtdh="http://schemas.microsoft.com/office/word/2020/wordml/sdtdatahash" xmlns:w16sdtfl="http://schemas.microsoft.com/office/word/2024/wordml/sdtformatlock" xmlns:w16se="http://schemas.microsoft.com/office/word/2015/wordml/symex" xmlns:w16du="http://schemas.microsoft.com/office/word/2023/wordml/word16du" xmlns:wne="http://schemas.microsoft.com/office/word/2006/wordml" mc:Ignorable="w14 w15 w16se w16cid w16 w16cex w16sdtdh w16sdtfl w16du wp14">
   <w:endnote w:type="separator" w:id="-1">
     <w:p>
       <w:pPr>
@@ -9031,7 +9389,7 @@
 </file>
 
 <file path=word/footer1.xml><?xml version="1.0" encoding="utf-8"?>
-<w:ftr xmlns:wpc="http://schemas.microsoft.com/office/word/2010/wordprocessingCanvas" xmlns:cx="http://schemas.microsoft.com/office/drawing/2014/chartex" xmlns:cx1="http://schemas.microsoft.com/office/drawing/2015/9/8/chartex" xmlns:cx2="http://schemas.microsoft.com/office/drawing/2015/10/21/chartex" xmlns:cx3="http://schemas.microsoft.com/office/drawing/2016/5/9/chartex" xmlns:cx4="http://schemas.microsoft.com/office/drawing/2016/5/10/chartex" xmlns:cx5="http://schemas.microsoft.com/office/drawing/2016/5/11/chartex" xmlns:cx6="http://schemas.microsoft.com/office/drawing/2016/5/12/chartex" xmlns:cx7="http://schemas.microsoft.com/office/drawing/2016/5/13/chartex" xmlns:cx8="http://schemas.microsoft.com/office/drawing/2016/5/14/chartex" xmlns:mc="http://schemas.openxmlformats.org/markup-compatibility/2006" xmlns:aink="http://schemas.microsoft.com/office/drawing/2016/ink" xmlns:am3d="http://schemas.microsoft.com/office/drawing/2017/model3d" xmlns:o="urn:schemas-microsoft-com:office:office" xmlns:oel="http://schemas.microsoft.com/office/2019/extlst" xmlns:r="http://schemas.openxmlformats.org/officeDocument/2006/relationships" xmlns:m="http://schemas.openxmlformats.org/officeDocument/2006/math" xmlns:v="urn:schemas-microsoft-com:vml" xmlns:wp14="http://schemas.microsoft.com/office/word/2010/wordprocessingDrawing" xmlns:wp="http://schemas.openxmlformats.org/drawingml/2006/wordprocessingDrawing" xmlns:w10="urn:schemas-microsoft-com:office:word" xmlns:w="http://schemas.openxmlformats.org/wordprocessingml/2006/main" xmlns:w14="http://schemas.microsoft.com/office/word/2010/wordml" xmlns:w15="http://schemas.microsoft.com/office/word/2012/wordml" xmlns:w16cex="http://schemas.microsoft.com/office/word/2018/wordml/cex" xmlns:w16cid="http://schemas.microsoft.com/office/word/2016/wordml/cid" xmlns:w16="http://schemas.microsoft.com/office/word/2018/wordml" xmlns:w16du="http://schemas.microsoft.com/office/word/2023/wordml/word16du" xmlns:w16sdtdh="http://schemas.microsoft.com/office/word/2020/wordml/sdtdatahash" xmlns:w16sdtfl="http://schemas.microsoft.com/office/word/2024/wordml/sdtformatlock" xmlns:w16se="http://schemas.microsoft.com/office/word/2015/wordml/symex" xmlns:wpg="http://schemas.microsoft.com/office/word/2010/wordprocessingGroup" xmlns:wpi="http://schemas.microsoft.com/office/word/2010/wordprocessingInk" xmlns:wne="http://schemas.microsoft.com/office/word/2006/wordml" xmlns:wps="http://schemas.microsoft.com/office/word/2010/wordprocessingShape" mc:Ignorable="w14 w15 w16se w16cid w16 w16cex w16sdtdh w16sdtfl w16du wp14">
+<w:ftr xmlns:wpc="http://schemas.microsoft.com/office/word/2010/wordprocessingCanvas" xmlns:cx="http://schemas.microsoft.com/office/drawing/2014/chartex" xmlns:cx1="http://schemas.microsoft.com/office/drawing/2015/9/8/chartex" xmlns:cx2="http://schemas.microsoft.com/office/drawing/2015/10/21/chartex" xmlns:cx3="http://schemas.microsoft.com/office/drawing/2016/5/9/chartex" xmlns:cx4="http://schemas.microsoft.com/office/drawing/2016/5/10/chartex" xmlns:cx5="http://schemas.microsoft.com/office/drawing/2016/5/11/chartex" xmlns:cx6="http://schemas.microsoft.com/office/drawing/2016/5/12/chartex" xmlns:cx7="http://schemas.microsoft.com/office/drawing/2016/5/13/chartex" xmlns:cx8="http://schemas.microsoft.com/office/drawing/2016/5/14/chartex" xmlns:mc="http://schemas.openxmlformats.org/markup-compatibility/2006" xmlns:m="http://schemas.openxmlformats.org/officeDocument/2006/math" xmlns:aink="http://schemas.microsoft.com/office/drawing/2016/ink" xmlns:am3d="http://schemas.microsoft.com/office/drawing/2017/model3d" xmlns:oel="http://schemas.microsoft.com/office/2019/extlst" xmlns:r="http://schemas.openxmlformats.org/officeDocument/2006/relationships" xmlns:wp14="http://schemas.microsoft.com/office/word/2010/wordprocessingDrawing" xmlns:wp="http://schemas.openxmlformats.org/drawingml/2006/wordprocessingDrawing" xmlns:wpg="http://schemas.microsoft.com/office/word/2010/wordprocessingGroup" xmlns:wpi="http://schemas.microsoft.com/office/word/2010/wordprocessingInk" xmlns:wps="http://schemas.microsoft.com/office/word/2010/wordprocessingShape" xmlns:o="urn:schemas-microsoft-com:office:office" xmlns:v="urn:schemas-microsoft-com:vml" xmlns:w10="urn:schemas-microsoft-com:office:word" xmlns:w="http://schemas.openxmlformats.org/wordprocessingml/2006/main" xmlns:w14="http://schemas.microsoft.com/office/word/2010/wordml" xmlns:w15="http://schemas.microsoft.com/office/word/2012/wordml" xmlns:w16cei="http://schemas.microsoft.com/office/word/2026/wordml/cei" xmlns:w16cex="http://schemas.microsoft.com/office/word/2018/wordml/cex" xmlns:w16cid="http://schemas.microsoft.com/office/word/2016/wordml/cid" xmlns:w16="http://schemas.microsoft.com/office/word/2018/wordml" xmlns:w16sdtdh="http://schemas.microsoft.com/office/word/2020/wordml/sdtdatahash" xmlns:w16sdtfl="http://schemas.microsoft.com/office/word/2024/wordml/sdtformatlock" xmlns:w16se="http://schemas.microsoft.com/office/word/2015/wordml/symex" xmlns:w16du="http://schemas.microsoft.com/office/word/2023/wordml/word16du" xmlns:wne="http://schemas.microsoft.com/office/word/2006/wordml" mc:Ignorable="w14 w15 w16se w16cid w16 w16cex w16sdtdh w16sdtfl w16du wp14">
   <w:p>
     <w:pPr>
       <w:pStyle w:val="Voettekst"/>
@@ -9081,7 +9439,7 @@
 </file>
 
 <file path=word/footnotes.xml><?xml version="1.0" encoding="utf-8"?>
-<w:footnotes xmlns:wpc="http://schemas.microsoft.com/office/word/2010/wordprocessingCanvas" xmlns:cx="http://schemas.microsoft.com/office/drawing/2014/chartex" xmlns:cx1="http://schemas.microsoft.com/office/drawing/2015/9/8/chartex" xmlns:cx2="http://schemas.microsoft.com/office/drawing/2015/10/21/chartex" xmlns:cx3="http://schemas.microsoft.com/office/drawing/2016/5/9/chartex" xmlns:cx4="http://schemas.microsoft.com/office/drawing/2016/5/10/chartex" xmlns:cx5="http://schemas.microsoft.com/office/drawing/2016/5/11/chartex" xmlns:cx6="http://schemas.microsoft.com/office/drawing/2016/5/12/chartex" xmlns:cx7="http://schemas.microsoft.com/office/drawing/2016/5/13/chartex" xmlns:cx8="http://schemas.microsoft.com/office/drawing/2016/5/14/chartex" xmlns:mc="http://schemas.openxmlformats.org/markup-compatibility/2006" xmlns:aink="http://schemas.microsoft.com/office/drawing/2016/ink" xmlns:am3d="http://schemas.microsoft.com/office/drawing/2017/model3d" xmlns:o="urn:schemas-microsoft-com:office:office" xmlns:oel="http://schemas.microsoft.com/office/2019/extlst" xmlns:r="http://schemas.openxmlformats.org/officeDocument/2006/relationships" xmlns:m="http://schemas.openxmlformats.org/officeDocument/2006/math" xmlns:v="urn:schemas-microsoft-com:vml" xmlns:wp14="http://schemas.microsoft.com/office/word/2010/wordprocessingDrawing" xmlns:wp="http://schemas.openxmlformats.org/drawingml/2006/wordprocessingDrawing" xmlns:w10="urn:schemas-microsoft-com:office:word" xmlns:w="http://schemas.openxmlformats.org/wordprocessingml/2006/main" xmlns:w14="http://schemas.microsoft.com/office/word/2010/wordml" xmlns:w15="http://schemas.microsoft.com/office/word/2012/wordml" xmlns:w16cex="http://schemas.microsoft.com/office/word/2018/wordml/cex" xmlns:w16cid="http://schemas.microsoft.com/office/word/2016/wordml/cid" xmlns:w16="http://schemas.microsoft.com/office/word/2018/wordml" xmlns:w16du="http://schemas.microsoft.com/office/word/2023/wordml/word16du" xmlns:w16sdtdh="http://schemas.microsoft.com/office/word/2020/wordml/sdtdatahash" xmlns:w16sdtfl="http://schemas.microsoft.com/office/word/2024/wordml/sdtformatlock" xmlns:w16se="http://schemas.microsoft.com/office/word/2015/wordml/symex" xmlns:wpg="http://schemas.microsoft.com/office/word/2010/wordprocessingGroup" xmlns:wpi="http://schemas.microsoft.com/office/word/2010/wordprocessingInk" xmlns:wne="http://schemas.microsoft.com/office/word/2006/wordml" xmlns:wps="http://schemas.microsoft.com/office/word/2010/wordprocessingShape" mc:Ignorable="w14 w15 w16se w16cid w16 w16cex w16sdtdh w16sdtfl w16du wp14">
+<w:footnotes xmlns:wpc="http://schemas.microsoft.com/office/word/2010/wordprocessingCanvas" xmlns:cx="http://schemas.microsoft.com/office/drawing/2014/chartex" xmlns:cx1="http://schemas.microsoft.com/office/drawing/2015/9/8/chartex" xmlns:cx2="http://schemas.microsoft.com/office/drawing/2015/10/21/chartex" xmlns:cx3="http://schemas.microsoft.com/office/drawing/2016/5/9/chartex" xmlns:cx4="http://schemas.microsoft.com/office/drawing/2016/5/10/chartex" xmlns:cx5="http://schemas.microsoft.com/office/drawing/2016/5/11/chartex" xmlns:cx6="http://schemas.microsoft.com/office/drawing/2016/5/12/chartex" xmlns:cx7="http://schemas.microsoft.com/office/drawing/2016/5/13/chartex" xmlns:cx8="http://schemas.microsoft.com/office/drawing/2016/5/14/chartex" xmlns:mc="http://schemas.openxmlformats.org/markup-compatibility/2006" xmlns:m="http://schemas.openxmlformats.org/officeDocument/2006/math" xmlns:aink="http://schemas.microsoft.com/office/drawing/2016/ink" xmlns:am3d="http://schemas.microsoft.com/office/drawing/2017/model3d" xmlns:oel="http://schemas.microsoft.com/office/2019/extlst" xmlns:r="http://schemas.openxmlformats.org/officeDocument/2006/relationships" xmlns:wp14="http://schemas.microsoft.com/office/word/2010/wordprocessingDrawing" xmlns:wp="http://schemas.openxmlformats.org/drawingml/2006/wordprocessingDrawing" xmlns:wpg="http://schemas.microsoft.com/office/word/2010/wordprocessingGroup" xmlns:wpi="http://schemas.microsoft.com/office/word/2010/wordprocessingInk" xmlns:wps="http://schemas.microsoft.com/office/word/2010/wordprocessingShape" xmlns:o="urn:schemas-microsoft-com:office:office" xmlns:v="urn:schemas-microsoft-com:vml" xmlns:w10="urn:schemas-microsoft-com:office:word" xmlns:w="http://schemas.openxmlformats.org/wordprocessingml/2006/main" xmlns:w14="http://schemas.microsoft.com/office/word/2010/wordml" xmlns:w15="http://schemas.microsoft.com/office/word/2012/wordml" xmlns:w16cei="http://schemas.microsoft.com/office/word/2026/wordml/cei" xmlns:w16cex="http://schemas.microsoft.com/office/word/2018/wordml/cex" xmlns:w16cid="http://schemas.microsoft.com/office/word/2016/wordml/cid" xmlns:w16="http://schemas.microsoft.com/office/word/2018/wordml" xmlns:w16sdtdh="http://schemas.microsoft.com/office/word/2020/wordml/sdtdatahash" xmlns:w16sdtfl="http://schemas.microsoft.com/office/word/2024/wordml/sdtformatlock" xmlns:w16se="http://schemas.microsoft.com/office/word/2015/wordml/symex" xmlns:w16du="http://schemas.microsoft.com/office/word/2023/wordml/word16du" xmlns:wne="http://schemas.microsoft.com/office/word/2006/wordml" mc:Ignorable="w14 w15 w16se w16cid w16 w16cex w16sdtdh w16sdtfl w16du wp14">
   <w:footnote w:type="separator" w:id="-1">
     <w:p>
       <w:pPr>
@@ -9106,7 +9464,7 @@
 </file>
 
 <file path=word/header1.xml><?xml version="1.0" encoding="utf-8"?>
-<w:hdr xmlns:wpc="http://schemas.microsoft.com/office/word/2010/wordprocessingCanvas" xmlns:cx="http://schemas.microsoft.com/office/drawing/2014/chartex" xmlns:cx1="http://schemas.microsoft.com/office/drawing/2015/9/8/chartex" xmlns:cx2="http://schemas.microsoft.com/office/drawing/2015/10/21/chartex" xmlns:cx3="http://schemas.microsoft.com/office/drawing/2016/5/9/chartex" xmlns:cx4="http://schemas.microsoft.com/office/drawing/2016/5/10/chartex" xmlns:cx5="http://schemas.microsoft.com/office/drawing/2016/5/11/chartex" xmlns:cx6="http://schemas.microsoft.com/office/drawing/2016/5/12/chartex" xmlns:cx7="http://schemas.microsoft.com/office/drawing/2016/5/13/chartex" xmlns:cx8="http://schemas.microsoft.com/office/drawing/2016/5/14/chartex" xmlns:mc="http://schemas.openxmlformats.org/markup-compatibility/2006" xmlns:aink="http://schemas.microsoft.com/office/drawing/2016/ink" xmlns:am3d="http://schemas.microsoft.com/office/drawing/2017/model3d" xmlns:o="urn:schemas-microsoft-com:office:office" xmlns:oel="http://schemas.microsoft.com/office/2019/extlst" xmlns:r="http://schemas.openxmlformats.org/officeDocument/2006/relationships" xmlns:m="http://schemas.openxmlformats.org/officeDocument/2006/math" xmlns:v="urn:schemas-microsoft-com:vml" xmlns:wp14="http://schemas.microsoft.com/office/word/2010/wordprocessingDrawing" xmlns:wp="http://schemas.openxmlformats.org/drawingml/2006/wordprocessingDrawing" xmlns:w10="urn:schemas-microsoft-com:office:word" xmlns:w="http://schemas.openxmlformats.org/wordprocessingml/2006/main" xmlns:w14="http://schemas.microsoft.com/office/word/2010/wordml" xmlns:w15="http://schemas.microsoft.com/office/word/2012/wordml" xmlns:w16cex="http://schemas.microsoft.com/office/word/2018/wordml/cex" xmlns:w16cid="http://schemas.microsoft.com/office/word/2016/wordml/cid" xmlns:w16="http://schemas.microsoft.com/office/word/2018/wordml" xmlns:w16du="http://schemas.microsoft.com/office/word/2023/wordml/word16du" xmlns:w16sdtdh="http://schemas.microsoft.com/office/word/2020/wordml/sdtdatahash" xmlns:w16sdtfl="http://schemas.microsoft.com/office/word/2024/wordml/sdtformatlock" xmlns:w16se="http://schemas.microsoft.com/office/word/2015/wordml/symex" xmlns:wpg="http://schemas.microsoft.com/office/word/2010/wordprocessingGroup" xmlns:wpi="http://schemas.microsoft.com/office/word/2010/wordprocessingInk" xmlns:wne="http://schemas.microsoft.com/office/word/2006/wordml" xmlns:wps="http://schemas.microsoft.com/office/word/2010/wordprocessingShape" mc:Ignorable="w14 w15 w16se w16cid w16 w16cex w16sdtdh w16sdtfl w16du wp14">
+<w:hdr xmlns:wpc="http://schemas.microsoft.com/office/word/2010/wordprocessingCanvas" xmlns:cx="http://schemas.microsoft.com/office/drawing/2014/chartex" xmlns:cx1="http://schemas.microsoft.com/office/drawing/2015/9/8/chartex" xmlns:cx2="http://schemas.microsoft.com/office/drawing/2015/10/21/chartex" xmlns:cx3="http://schemas.microsoft.com/office/drawing/2016/5/9/chartex" xmlns:cx4="http://schemas.microsoft.com/office/drawing/2016/5/10/chartex" xmlns:cx5="http://schemas.microsoft.com/office/drawing/2016/5/11/chartex" xmlns:cx6="http://schemas.microsoft.com/office/drawing/2016/5/12/chartex" xmlns:cx7="http://schemas.microsoft.com/office/drawing/2016/5/13/chartex" xmlns:cx8="http://schemas.microsoft.com/office/drawing/2016/5/14/chartex" xmlns:mc="http://schemas.openxmlformats.org/markup-compatibility/2006" xmlns:m="http://schemas.openxmlformats.org/officeDocument/2006/math" xmlns:aink="http://schemas.microsoft.com/office/drawing/2016/ink" xmlns:am3d="http://schemas.microsoft.com/office/drawing/2017/model3d" xmlns:oel="http://schemas.microsoft.com/office/2019/extlst" xmlns:r="http://schemas.openxmlformats.org/officeDocument/2006/relationships" xmlns:wp14="http://schemas.microsoft.com/office/word/2010/wordprocessingDrawing" xmlns:wp="http://schemas.openxmlformats.org/drawingml/2006/wordprocessingDrawing" xmlns:wpg="http://schemas.microsoft.com/office/word/2010/wordprocessingGroup" xmlns:wpi="http://schemas.microsoft.com/office/word/2010/wordprocessingInk" xmlns:wps="http://schemas.microsoft.com/office/word/2010/wordprocessingShape" xmlns:o="urn:schemas-microsoft-com:office:office" xmlns:v="urn:schemas-microsoft-com:vml" xmlns:w10="urn:schemas-microsoft-com:office:word" xmlns:w="http://schemas.openxmlformats.org/wordprocessingml/2006/main" xmlns:w14="http://schemas.microsoft.com/office/word/2010/wordml" xmlns:w15="http://schemas.microsoft.com/office/word/2012/wordml" xmlns:w16cei="http://schemas.microsoft.com/office/word/2026/wordml/cei" xmlns:w16cex="http://schemas.microsoft.com/office/word/2018/wordml/cex" xmlns:w16cid="http://schemas.microsoft.com/office/word/2016/wordml/cid" xmlns:w16="http://schemas.microsoft.com/office/word/2018/wordml" xmlns:w16sdtdh="http://schemas.microsoft.com/office/word/2020/wordml/sdtdatahash" xmlns:w16sdtfl="http://schemas.microsoft.com/office/word/2024/wordml/sdtformatlock" xmlns:w16se="http://schemas.microsoft.com/office/word/2015/wordml/symex" xmlns:w16du="http://schemas.microsoft.com/office/word/2023/wordml/word16du" xmlns:wne="http://schemas.microsoft.com/office/word/2006/wordml" mc:Ignorable="w14 w15 w16se w16cid w16 w16cex w16sdtdh w16sdtfl w16du wp14">
   <w:sdt>
     <w:sdtPr>
       <w:rPr>
@@ -9170,7 +9528,7 @@
 </file>
 
 <file path=word/header2.xml><?xml version="1.0" encoding="utf-8"?>
-<w:hdr xmlns:wpc="http://schemas.microsoft.com/office/word/2010/wordprocessingCanvas" xmlns:cx="http://schemas.microsoft.com/office/drawing/2014/chartex" xmlns:cx1="http://schemas.microsoft.com/office/drawing/2015/9/8/chartex" xmlns:cx2="http://schemas.microsoft.com/office/drawing/2015/10/21/chartex" xmlns:cx3="http://schemas.microsoft.com/office/drawing/2016/5/9/chartex" xmlns:cx4="http://schemas.microsoft.com/office/drawing/2016/5/10/chartex" xmlns:cx5="http://schemas.microsoft.com/office/drawing/2016/5/11/chartex" xmlns:cx6="http://schemas.microsoft.com/office/drawing/2016/5/12/chartex" xmlns:cx7="http://schemas.microsoft.com/office/drawing/2016/5/13/chartex" xmlns:cx8="http://schemas.microsoft.com/office/drawing/2016/5/14/chartex" xmlns:mc="http://schemas.openxmlformats.org/markup-compatibility/2006" xmlns:aink="http://schemas.microsoft.com/office/drawing/2016/ink" xmlns:am3d="http://schemas.microsoft.com/office/drawing/2017/model3d" xmlns:o="urn:schemas-microsoft-com:office:office" xmlns:oel="http://schemas.microsoft.com/office/2019/extlst" xmlns:r="http://schemas.openxmlformats.org/officeDocument/2006/relationships" xmlns:m="http://schemas.openxmlformats.org/officeDocument/2006/math" xmlns:v="urn:schemas-microsoft-com:vml" xmlns:wp14="http://schemas.microsoft.com/office/word/2010/wordprocessingDrawing" xmlns:wp="http://schemas.openxmlformats.org/drawingml/2006/wordprocessingDrawing" xmlns:w10="urn:schemas-microsoft-com:office:word" xmlns:w="http://schemas.openxmlformats.org/wordprocessingml/2006/main" xmlns:w14="http://schemas.microsoft.com/office/word/2010/wordml" xmlns:w15="http://schemas.microsoft.com/office/word/2012/wordml" xmlns:w16cex="http://schemas.microsoft.com/office/word/2018/wordml/cex" xmlns:w16cid="http://schemas.microsoft.com/office/word/2016/wordml/cid" xmlns:w16="http://schemas.microsoft.com/office/word/2018/wordml" xmlns:w16du="http://schemas.microsoft.com/office/word/2023/wordml/word16du" xmlns:w16sdtdh="http://schemas.microsoft.com/office/word/2020/wordml/sdtdatahash" xmlns:w16sdtfl="http://schemas.microsoft.com/office/word/2024/wordml/sdtformatlock" xmlns:w16se="http://schemas.microsoft.com/office/word/2015/wordml/symex" xmlns:wpg="http://schemas.microsoft.com/office/word/2010/wordprocessingGroup" xmlns:wpi="http://schemas.microsoft.com/office/word/2010/wordprocessingInk" xmlns:wne="http://schemas.microsoft.com/office/word/2006/wordml" xmlns:wps="http://schemas.microsoft.com/office/word/2010/wordprocessingShape" mc:Ignorable="w14 w15 w16se w16cid w16 w16cex w16sdtdh w16sdtfl w16du wp14">
+<w:hdr xmlns:wpc="http://schemas.microsoft.com/office/word/2010/wordprocessingCanvas" xmlns:cx="http://schemas.microsoft.com/office/drawing/2014/chartex" xmlns:cx1="http://schemas.microsoft.com/office/drawing/2015/9/8/chartex" xmlns:cx2="http://schemas.microsoft.com/office/drawing/2015/10/21/chartex" xmlns:cx3="http://schemas.microsoft.com/office/drawing/2016/5/9/chartex" xmlns:cx4="http://schemas.microsoft.com/office/drawing/2016/5/10/chartex" xmlns:cx5="http://schemas.microsoft.com/office/drawing/2016/5/11/chartex" xmlns:cx6="http://schemas.microsoft.com/office/drawing/2016/5/12/chartex" xmlns:cx7="http://schemas.microsoft.com/office/drawing/2016/5/13/chartex" xmlns:cx8="http://schemas.microsoft.com/office/drawing/2016/5/14/chartex" xmlns:mc="http://schemas.openxmlformats.org/markup-compatibility/2006" xmlns:m="http://schemas.openxmlformats.org/officeDocument/2006/math" xmlns:aink="http://schemas.microsoft.com/office/drawing/2016/ink" xmlns:am3d="http://schemas.microsoft.com/office/drawing/2017/model3d" xmlns:oel="http://schemas.microsoft.com/office/2019/extlst" xmlns:r="http://schemas.openxmlformats.org/officeDocument/2006/relationships" xmlns:wp14="http://schemas.microsoft.com/office/word/2010/wordprocessingDrawing" xmlns:wp="http://schemas.openxmlformats.org/drawingml/2006/wordprocessingDrawing" xmlns:wpg="http://schemas.microsoft.com/office/word/2010/wordprocessingGroup" xmlns:wpi="http://schemas.microsoft.com/office/word/2010/wordprocessingInk" xmlns:wps="http://schemas.microsoft.com/office/word/2010/wordprocessingShape" xmlns:o="urn:schemas-microsoft-com:office:office" xmlns:v="urn:schemas-microsoft-com:vml" xmlns:w10="urn:schemas-microsoft-com:office:word" xmlns:w="http://schemas.openxmlformats.org/wordprocessingml/2006/main" xmlns:w14="http://schemas.microsoft.com/office/word/2010/wordml" xmlns:w15="http://schemas.microsoft.com/office/word/2012/wordml" xmlns:w16cei="http://schemas.microsoft.com/office/word/2026/wordml/cei" xmlns:w16cex="http://schemas.microsoft.com/office/word/2018/wordml/cex" xmlns:w16cid="http://schemas.microsoft.com/office/word/2016/wordml/cid" xmlns:w16="http://schemas.microsoft.com/office/word/2018/wordml" xmlns:w16sdtdh="http://schemas.microsoft.com/office/word/2020/wordml/sdtdatahash" xmlns:w16sdtfl="http://schemas.microsoft.com/office/word/2024/wordml/sdtformatlock" xmlns:w16se="http://schemas.microsoft.com/office/word/2015/wordml/symex" xmlns:w16du="http://schemas.microsoft.com/office/word/2023/wordml/word16du" xmlns:wne="http://schemas.microsoft.com/office/word/2006/wordml" mc:Ignorable="w14 w15 w16se w16cid w16 w16cex w16sdtdh w16sdtfl w16du wp14">
   <w:sdt>
     <w:sdtPr>
       <w:rPr>
@@ -9255,7 +9613,7 @@
 </file>
 
 <file path=word/numbering.xml><?xml version="1.0" encoding="utf-8"?>
-<w:numbering xmlns:wpc="http://schemas.microsoft.com/office/word/2010/wordprocessingCanvas" xmlns:cx="http://schemas.microsoft.com/office/drawing/2014/chartex" xmlns:cx1="http://schemas.microsoft.com/office/drawing/2015/9/8/chartex" xmlns:cx2="http://schemas.microsoft.com/office/drawing/2015/10/21/chartex" xmlns:cx3="http://schemas.microsoft.com/office/drawing/2016/5/9/chartex" xmlns:cx4="http://schemas.microsoft.com/office/drawing/2016/5/10/chartex" xmlns:cx5="http://schemas.microsoft.com/office/drawing/2016/5/11/chartex" xmlns:cx6="http://schemas.microsoft.com/office/drawing/2016/5/12/chartex" xmlns:cx7="http://schemas.microsoft.com/office/drawing/2016/5/13/chartex" xmlns:cx8="http://schemas.microsoft.com/office/drawing/2016/5/14/chartex" xmlns:mc="http://schemas.openxmlformats.org/markup-compatibility/2006" xmlns:aink="http://schemas.microsoft.com/office/drawing/2016/ink" xmlns:am3d="http://schemas.microsoft.com/office/drawing/2017/model3d" xmlns:o="urn:schemas-microsoft-com:office:office" xmlns:oel="http://schemas.microsoft.com/office/2019/extlst" xmlns:r="http://schemas.openxmlformats.org/officeDocument/2006/relationships" xmlns:m="http://schemas.openxmlformats.org/officeDocument/2006/math" xmlns:v="urn:schemas-microsoft-com:vml" xmlns:wp14="http://schemas.microsoft.com/office/word/2010/wordprocessingDrawing" xmlns:wp="http://schemas.openxmlformats.org/drawingml/2006/wordprocessingDrawing" xmlns:w10="urn:schemas-microsoft-com:office:word" xmlns:w="http://schemas.openxmlformats.org/wordprocessingml/2006/main" xmlns:w14="http://schemas.microsoft.com/office/word/2010/wordml" xmlns:w15="http://schemas.microsoft.com/office/word/2012/wordml" xmlns:w16cex="http://schemas.microsoft.com/office/word/2018/wordml/cex" xmlns:w16cid="http://schemas.microsoft.com/office/word/2016/wordml/cid" xmlns:w16="http://schemas.microsoft.com/office/word/2018/wordml" xmlns:w16du="http://schemas.microsoft.com/office/word/2023/wordml/word16du" xmlns:w16sdtdh="http://schemas.microsoft.com/office/word/2020/wordml/sdtdatahash" xmlns:w16sdtfl="http://schemas.microsoft.com/office/word/2024/wordml/sdtformatlock" xmlns:w16se="http://schemas.microsoft.com/office/word/2015/wordml/symex" xmlns:wpg="http://schemas.microsoft.com/office/word/2010/wordprocessingGroup" xmlns:wpi="http://schemas.microsoft.com/office/word/2010/wordprocessingInk" xmlns:wne="http://schemas.microsoft.com/office/word/2006/wordml" xmlns:wps="http://schemas.microsoft.com/office/word/2010/wordprocessingShape" mc:Ignorable="w14 w15 w16se w16cid w16 w16cex w16sdtdh w16sdtfl w16du wp14">
+<w:numbering xmlns:wpc="http://schemas.microsoft.com/office/word/2010/wordprocessingCanvas" xmlns:cx="http://schemas.microsoft.com/office/drawing/2014/chartex" xmlns:cx1="http://schemas.microsoft.com/office/drawing/2015/9/8/chartex" xmlns:cx2="http://schemas.microsoft.com/office/drawing/2015/10/21/chartex" xmlns:cx3="http://schemas.microsoft.com/office/drawing/2016/5/9/chartex" xmlns:cx4="http://schemas.microsoft.com/office/drawing/2016/5/10/chartex" xmlns:cx5="http://schemas.microsoft.com/office/drawing/2016/5/11/chartex" xmlns:cx6="http://schemas.microsoft.com/office/drawing/2016/5/12/chartex" xmlns:cx7="http://schemas.microsoft.com/office/drawing/2016/5/13/chartex" xmlns:cx8="http://schemas.microsoft.com/office/drawing/2016/5/14/chartex" xmlns:mc="http://schemas.openxmlformats.org/markup-compatibility/2006" xmlns:m="http://schemas.openxmlformats.org/officeDocument/2006/math" xmlns:aink="http://schemas.microsoft.com/office/drawing/2016/ink" xmlns:am3d="http://schemas.microsoft.com/office/drawing/2017/model3d" xmlns:oel="http://schemas.microsoft.com/office/2019/extlst" xmlns:r="http://schemas.openxmlformats.org/officeDocument/2006/relationships" xmlns:wp14="http://schemas.microsoft.com/office/word/2010/wordprocessingDrawing" xmlns:wp="http://schemas.openxmlformats.org/drawingml/2006/wordprocessingDrawing" xmlns:wpg="http://schemas.microsoft.com/office/word/2010/wordprocessingGroup" xmlns:wpi="http://schemas.microsoft.com/office/word/2010/wordprocessingInk" xmlns:wps="http://schemas.microsoft.com/office/word/2010/wordprocessingShape" xmlns:o="urn:schemas-microsoft-com:office:office" xmlns:v="urn:schemas-microsoft-com:vml" xmlns:w10="urn:schemas-microsoft-com:office:word" xmlns:w="http://schemas.openxmlformats.org/wordprocessingml/2006/main" xmlns:w14="http://schemas.microsoft.com/office/word/2010/wordml" xmlns:w15="http://schemas.microsoft.com/office/word/2012/wordml" xmlns:w16cei="http://schemas.microsoft.com/office/word/2026/wordml/cei" xmlns:w16cex="http://schemas.microsoft.com/office/word/2018/wordml/cex" xmlns:w16cid="http://schemas.microsoft.com/office/word/2016/wordml/cid" xmlns:w16="http://schemas.microsoft.com/office/word/2018/wordml" xmlns:w16sdtdh="http://schemas.microsoft.com/office/word/2020/wordml/sdtdatahash" xmlns:w16sdtfl="http://schemas.microsoft.com/office/word/2024/wordml/sdtformatlock" xmlns:w16se="http://schemas.microsoft.com/office/word/2015/wordml/symex" xmlns:w16du="http://schemas.microsoft.com/office/word/2023/wordml/word16du" xmlns:wne="http://schemas.microsoft.com/office/word/2006/wordml" mc:Ignorable="w14 w15 w16se w16cid w16 w16cex w16sdtdh w16sdtfl w16du wp14">
   <w:abstractNum w:abstractNumId="0" w15:restartNumberingAfterBreak="0">
     <w:nsid w:val="04E87767"/>
     <w:multiLevelType w:val="hybridMultilevel"/>
@@ -10503,7 +10861,7 @@
 </file>
 
 <file path=word/styles.xml><?xml version="1.0" encoding="utf-8"?>
-<w:styles xmlns:mc="http://schemas.openxmlformats.org/markup-compatibility/2006" xmlns:r="http://schemas.openxmlformats.org/officeDocument/2006/relationships" xmlns:w="http://schemas.openxmlformats.org/wordprocessingml/2006/main" xmlns:w14="http://schemas.microsoft.com/office/word/2010/wordml" xmlns:w15="http://schemas.microsoft.com/office/word/2012/wordml" xmlns:w16cex="http://schemas.microsoft.com/office/word/2018/wordml/cex" xmlns:w16cid="http://schemas.microsoft.com/office/word/2016/wordml/cid" xmlns:w16="http://schemas.microsoft.com/office/word/2018/wordml" xmlns:w16du="http://schemas.microsoft.com/office/word/2023/wordml/word16du" xmlns:w16sdtdh="http://schemas.microsoft.com/office/word/2020/wordml/sdtdatahash" xmlns:w16sdtfl="http://schemas.microsoft.com/office/word/2024/wordml/sdtformatlock" xmlns:w16se="http://schemas.microsoft.com/office/word/2015/wordml/symex" mc:Ignorable="w14 w15 w16se w16cid w16 w16cex w16sdtdh w16sdtfl w16du">
+<w:styles xmlns:mc="http://schemas.openxmlformats.org/markup-compatibility/2006" xmlns:r="http://schemas.openxmlformats.org/officeDocument/2006/relationships" xmlns:w="http://schemas.openxmlformats.org/wordprocessingml/2006/main" xmlns:w14="http://schemas.microsoft.com/office/word/2010/wordml" xmlns:w15="http://schemas.microsoft.com/office/word/2012/wordml" xmlns:w16cex="http://schemas.microsoft.com/office/word/2018/wordml/cex" xmlns:w16cid="http://schemas.microsoft.com/office/word/2016/wordml/cid" xmlns:w16="http://schemas.microsoft.com/office/word/2018/wordml" xmlns:w16sdtdh="http://schemas.microsoft.com/office/word/2020/wordml/sdtdatahash" xmlns:w16sdtfl="http://schemas.microsoft.com/office/word/2024/wordml/sdtformatlock" xmlns:w16se="http://schemas.microsoft.com/office/word/2015/wordml/symex" xmlns:w16du="http://schemas.microsoft.com/office/word/2023/wordml/word16du" mc:Ignorable="w14 w15 w16se w16cid w16 w16cex w16sdtdh w16sdtfl w16du">
   <w:docDefaults>
     <w:rPrDefault>
       <w:rPr>
@@ -11635,18 +11993,6 @@
 </file>
 
 <file path=customXml/item1.xml><?xml version="1.0" encoding="utf-8"?>
-<p:properties xmlns:p="http://schemas.microsoft.com/office/2006/metadata/properties" xmlns:xsi="http://www.w3.org/2001/XMLSchema-instance" xmlns:pc="http://schemas.microsoft.com/office/infopath/2007/PartnerControls">
-  <documentManagement>
-    <_activity xmlns="e7dc9db9-44fa-4792-978a-1bebcbbbf6d9" xsi:nil="true"/>
-  </documentManagement>
-</p:properties>
-</file>
-
-<file path=customXml/item2.xml><?xml version="1.0" encoding="utf-8"?>
-<b:Sources xmlns:b="http://schemas.openxmlformats.org/officeDocument/2006/bibliography" xmlns="http://schemas.openxmlformats.org/officeDocument/2006/bibliography" SelectedStyle="\APASixthEditionOfficeOnline.xsl" StyleName="APA" Version="6"/>
-</file>
-
-<file path=customXml/item3.xml><?xml version="1.0" encoding="utf-8"?>
 <ct:contentTypeSchema xmlns:ct="http://schemas.microsoft.com/office/2006/metadata/contentType" xmlns:ma="http://schemas.microsoft.com/office/2006/metadata/properties/metaAttributes" ct:_="" ma:_="" ma:contentTypeName="Document" ma:contentTypeID="0x010100F2509219612A2147A1A480F40DC9B37B" ma:contentTypeVersion="13" ma:contentTypeDescription="Create a new document." ma:contentTypeScope="" ma:versionID="8585eb721f770ce15f54af3e7c1be9b7">
   <xsd:schema xmlns:xsd="http://www.w3.org/2001/XMLSchema" xmlns:xs="http://www.w3.org/2001/XMLSchema" xmlns:p="http://schemas.microsoft.com/office/2006/metadata/properties" xmlns:ns3="e7dc9db9-44fa-4792-978a-1bebcbbbf6d9" xmlns:ns4="842a4a3f-ae2e-4200-9c93-092425a729af" targetNamespace="http://schemas.microsoft.com/office/2006/metadata/properties" ma:root="true" ma:fieldsID="db37be46fdbc93c5c8e25435036137ff" ns3:_="" ns4:_="">
     <xsd:import namespace="e7dc9db9-44fa-4792-978a-1bebcbbbf6d9"/>
@@ -11867,6 +12213,18 @@
 </ct:contentTypeSchema>
 </file>
 
+<file path=customXml/item2.xml><?xml version="1.0" encoding="utf-8"?>
+<b:Sources xmlns:b="http://schemas.openxmlformats.org/officeDocument/2006/bibliography" xmlns="http://schemas.openxmlformats.org/officeDocument/2006/bibliography" SelectedStyle="\APASixthEditionOfficeOnline.xsl" StyleName="APA" Version="6"/>
+</file>
+
+<file path=customXml/item3.xml><?xml version="1.0" encoding="utf-8"?>
+<p:properties xmlns:p="http://schemas.microsoft.com/office/2006/metadata/properties" xmlns:xsi="http://www.w3.org/2001/XMLSchema-instance" xmlns:pc="http://schemas.microsoft.com/office/infopath/2007/PartnerControls">
+  <documentManagement>
+    <_activity xmlns="e7dc9db9-44fa-4792-978a-1bebcbbbf6d9" xsi:nil="true"/>
+  </documentManagement>
+</p:properties>
+</file>
+
 <file path=customXml/item4.xml><?xml version="1.0" encoding="utf-8"?>
 <?mso-contentType ?>
 <FormTemplates xmlns="http://schemas.microsoft.com/sharepoint/v3/contenttype/forms">
@@ -11877,24 +12235,6 @@
 </file>
 
 <file path=customXml/itemProps1.xml><?xml version="1.0" encoding="utf-8"?>
-<ds:datastoreItem xmlns:ds="http://schemas.openxmlformats.org/officeDocument/2006/customXml" ds:itemID="{9C0576BC-46AB-48A7-91CF-A3CE9997731D}">
-  <ds:schemaRefs>
-    <ds:schemaRef ds:uri="http://schemas.microsoft.com/office/2006/metadata/properties"/>
-    <ds:schemaRef ds:uri="http://schemas.microsoft.com/office/infopath/2007/PartnerControls"/>
-    <ds:schemaRef ds:uri="e7dc9db9-44fa-4792-978a-1bebcbbbf6d9"/>
-  </ds:schemaRefs>
-</ds:datastoreItem>
-</file>
-
-<file path=customXml/itemProps2.xml><?xml version="1.0" encoding="utf-8"?>
-<ds:datastoreItem xmlns:ds="http://schemas.openxmlformats.org/officeDocument/2006/customXml" ds:itemID="{73710B3A-CB8B-4B9C-8AED-CF578EAA2157}">
-  <ds:schemaRefs>
-    <ds:schemaRef ds:uri="http://schemas.openxmlformats.org/officeDocument/2006/bibliography"/>
-  </ds:schemaRefs>
-</ds:datastoreItem>
-</file>
-
-<file path=customXml/itemProps3.xml><?xml version="1.0" encoding="utf-8"?>
 <ds:datastoreItem xmlns:ds="http://schemas.openxmlformats.org/officeDocument/2006/customXml" ds:itemID="{E0381BD0-53EE-47B5-92E9-FB4A6C7C7A7A}">
   <ds:schemaRefs>
     <ds:schemaRef ds:uri="http://schemas.microsoft.com/office/2006/metadata/contentType"/>
@@ -11913,6 +12253,24 @@
 </ds:datastoreItem>
 </file>
 
+<file path=customXml/itemProps2.xml><?xml version="1.0" encoding="utf-8"?>
+<ds:datastoreItem xmlns:ds="http://schemas.openxmlformats.org/officeDocument/2006/customXml" ds:itemID="{73710B3A-CB8B-4B9C-8AED-CF578EAA2157}">
+  <ds:schemaRefs>
+    <ds:schemaRef ds:uri="http://schemas.openxmlformats.org/officeDocument/2006/bibliography"/>
+  </ds:schemaRefs>
+</ds:datastoreItem>
+</file>
+
+<file path=customXml/itemProps3.xml><?xml version="1.0" encoding="utf-8"?>
+<ds:datastoreItem xmlns:ds="http://schemas.openxmlformats.org/officeDocument/2006/customXml" ds:itemID="{9C0576BC-46AB-48A7-91CF-A3CE9997731D}">
+  <ds:schemaRefs>
+    <ds:schemaRef ds:uri="http://schemas.microsoft.com/office/2006/metadata/properties"/>
+    <ds:schemaRef ds:uri="http://schemas.microsoft.com/office/infopath/2007/PartnerControls"/>
+    <ds:schemaRef ds:uri="e7dc9db9-44fa-4792-978a-1bebcbbbf6d9"/>
+  </ds:schemaRefs>
+</ds:datastoreItem>
+</file>
+
 <file path=customXml/itemProps4.xml><?xml version="1.0" encoding="utf-8"?>
 <ds:datastoreItem xmlns:ds="http://schemas.openxmlformats.org/officeDocument/2006/customXml" ds:itemID="{F66313A8-CC37-4582-8E11-0289B3BB1732}">
   <ds:schemaRefs>

--- a/src/content/bios/Pastizzi-D 2024.docx
+++ b/src/content/bios/Pastizzi-D 2024.docx
@@ -86,7 +86,7 @@
           <w:sz w:val="24"/>
           <w:szCs w:val="24"/>
         </w:rPr>
-        <w:t xml:space="preserve">economist and </w:t>
+        <w:t>Yugoslavian</w:t>
       </w:r>
       <w:r>
         <w:rPr>
@@ -96,7 +96,7 @@
           <w:sz w:val="24"/>
           <w:szCs w:val="24"/>
         </w:rPr>
-        <w:t xml:space="preserve">first </w:t>
+        <w:t xml:space="preserve"> </w:t>
       </w:r>
       <w:r>
         <w:rPr>
@@ -106,7 +106,7 @@
           <w:sz w:val="24"/>
           <w:szCs w:val="24"/>
         </w:rPr>
-        <w:t>Director of the United Nations International Research and Training Institute for the Advancement of Women (INSTRAW)</w:t>
+        <w:t xml:space="preserve">economist and </w:t>
       </w:r>
       <w:r>
         <w:rPr>
@@ -116,7 +116,7 @@
           <w:sz w:val="24"/>
           <w:szCs w:val="24"/>
         </w:rPr>
-        <w:t xml:space="preserve"> </w:t>
+        <w:t xml:space="preserve">first </w:t>
       </w:r>
       <w:r>
         <w:rPr>
@@ -126,7 +126,7 @@
           <w:sz w:val="24"/>
           <w:szCs w:val="24"/>
         </w:rPr>
-        <w:t>1981-1990, was born 13 October 1936 in Zagreb, Yugoslavia</w:t>
+        <w:t>Director of the United Nations International Research and Training Institute for the Advancement of Women (INSTRAW)</w:t>
       </w:r>
       <w:r>
         <w:rPr>
@@ -136,7 +136,7 @@
           <w:sz w:val="24"/>
           <w:szCs w:val="24"/>
         </w:rPr>
-        <w:t xml:space="preserve"> and passed away 23 December 2003 in Zagreb, Croatia</w:t>
+        <w:t xml:space="preserve"> </w:t>
       </w:r>
       <w:r>
         <w:rPr>
@@ -146,7 +146,7 @@
           <w:sz w:val="24"/>
           <w:szCs w:val="24"/>
         </w:rPr>
-        <w:t>.</w:t>
+        <w:t>1981-1990, was born 13 October 1936 in Zagreb, Yugoslavia</w:t>
       </w:r>
       <w:r>
         <w:rPr>
@@ -156,9 +156,8 @@
           <w:sz w:val="24"/>
           <w:szCs w:val="24"/>
         </w:rPr>
-        <w:t xml:space="preserve"> She was the daughter of </w:t>
-      </w:r>
-      <w:proofErr w:type="spellStart"/>
+        <w:t xml:space="preserve"> and passed away 23 December 2003 in Zagreb, Croatia</w:t>
+      </w:r>
       <w:r>
         <w:rPr>
           <w:rFonts w:ascii="Times New Roman" w:hAnsi="Times New Roman" w:cs="Times New Roman"/>
@@ -167,9 +166,8 @@
           <w:sz w:val="24"/>
           <w:szCs w:val="24"/>
         </w:rPr>
-        <w:t>Gjuro</w:t>
-      </w:r>
-      <w:proofErr w:type="spellEnd"/>
+        <w:t>.</w:t>
+      </w:r>
       <w:r>
         <w:rPr>
           <w:rFonts w:ascii="Times New Roman" w:hAnsi="Times New Roman" w:cs="Times New Roman"/>
@@ -178,8 +176,9 @@
           <w:sz w:val="24"/>
           <w:szCs w:val="24"/>
         </w:rPr>
-        <w:t xml:space="preserve"> Pastizzi</w:t>
-      </w:r>
+        <w:t xml:space="preserve"> She was the daughter of </w:t>
+      </w:r>
+      <w:proofErr w:type="spellStart"/>
       <w:r>
         <w:rPr>
           <w:rFonts w:ascii="Times New Roman" w:hAnsi="Times New Roman" w:cs="Times New Roman"/>
@@ -188,8 +187,9 @@
           <w:sz w:val="24"/>
           <w:szCs w:val="24"/>
         </w:rPr>
-        <w:t xml:space="preserve">, </w:t>
-      </w:r>
+        <w:t>Gjuro</w:t>
+      </w:r>
+      <w:proofErr w:type="spellEnd"/>
       <w:r>
         <w:rPr>
           <w:rFonts w:ascii="Times New Roman" w:hAnsi="Times New Roman" w:cs="Times New Roman"/>
@@ -198,7 +198,7 @@
           <w:sz w:val="24"/>
           <w:szCs w:val="24"/>
         </w:rPr>
-        <w:t>watchmaker</w:t>
+        <w:t xml:space="preserve"> Pastizzi</w:t>
       </w:r>
       <w:r>
         <w:rPr>
@@ -208,7 +208,7 @@
           <w:sz w:val="24"/>
           <w:szCs w:val="24"/>
         </w:rPr>
-        <w:t xml:space="preserve">, and </w:t>
+        <w:t xml:space="preserve">, </w:t>
       </w:r>
       <w:r>
         <w:rPr>
@@ -218,9 +218,8 @@
           <w:sz w:val="24"/>
           <w:szCs w:val="24"/>
         </w:rPr>
-        <w:t xml:space="preserve">Marija </w:t>
-      </w:r>
-      <w:proofErr w:type="spellStart"/>
+        <w:t>watchmaker</w:t>
+      </w:r>
       <w:r>
         <w:rPr>
           <w:rFonts w:ascii="Times New Roman" w:hAnsi="Times New Roman" w:cs="Times New Roman"/>
@@ -229,9 +228,8 @@
           <w:sz w:val="24"/>
           <w:szCs w:val="24"/>
         </w:rPr>
-        <w:t>Vodnica</w:t>
-      </w:r>
-      <w:proofErr w:type="spellEnd"/>
+        <w:t xml:space="preserve">, and </w:t>
+      </w:r>
       <w:r>
         <w:rPr>
           <w:rFonts w:ascii="Times New Roman" w:hAnsi="Times New Roman" w:cs="Times New Roman"/>
@@ -240,8 +238,9 @@
           <w:sz w:val="24"/>
           <w:szCs w:val="24"/>
         </w:rPr>
-        <w:t>, administrator</w:t>
-      </w:r>
+        <w:t xml:space="preserve">Marija </w:t>
+      </w:r>
+      <w:proofErr w:type="spellStart"/>
       <w:r>
         <w:rPr>
           <w:rFonts w:ascii="Times New Roman" w:hAnsi="Times New Roman" w:cs="Times New Roman"/>
@@ -250,8 +249,9 @@
           <w:sz w:val="24"/>
           <w:szCs w:val="24"/>
         </w:rPr>
-        <w:t xml:space="preserve"> </w:t>
-      </w:r>
+        <w:t>Vodnica</w:t>
+      </w:r>
+      <w:proofErr w:type="spellEnd"/>
       <w:r>
         <w:rPr>
           <w:rFonts w:ascii="Times New Roman" w:hAnsi="Times New Roman" w:cs="Times New Roman"/>
@@ -260,7 +260,7 @@
           <w:sz w:val="24"/>
           <w:szCs w:val="24"/>
         </w:rPr>
-        <w:t>at</w:t>
+        <w:t>, administrator</w:t>
       </w:r>
       <w:r>
         <w:rPr>
@@ -270,7 +270,7 @@
           <w:sz w:val="24"/>
           <w:szCs w:val="24"/>
         </w:rPr>
-        <w:t xml:space="preserve"> a food production factory</w:t>
+        <w:t xml:space="preserve"> </w:t>
       </w:r>
       <w:r>
         <w:rPr>
@@ -280,7 +280,7 @@
           <w:sz w:val="24"/>
           <w:szCs w:val="24"/>
         </w:rPr>
-        <w:t>.</w:t>
+        <w:t>at</w:t>
       </w:r>
       <w:r>
         <w:rPr>
@@ -290,7 +290,7 @@
           <w:sz w:val="24"/>
           <w:szCs w:val="24"/>
         </w:rPr>
-        <w:t xml:space="preserve"> </w:t>
+        <w:t xml:space="preserve"> a food production factory</w:t>
       </w:r>
       <w:r>
         <w:rPr>
@@ -300,7 +300,7 @@
           <w:sz w:val="24"/>
           <w:szCs w:val="24"/>
         </w:rPr>
-        <w:t xml:space="preserve">On </w:t>
+        <w:t>.</w:t>
       </w:r>
       <w:r>
         <w:rPr>
@@ -310,7 +310,7 @@
           <w:sz w:val="24"/>
           <w:szCs w:val="24"/>
         </w:rPr>
-        <w:t xml:space="preserve">20 November 1960 </w:t>
+        <w:t xml:space="preserve"> </w:t>
       </w:r>
       <w:r>
         <w:rPr>
@@ -320,7 +320,7 @@
           <w:sz w:val="24"/>
           <w:szCs w:val="24"/>
         </w:rPr>
-        <w:t>she</w:t>
+        <w:t xml:space="preserve">On </w:t>
       </w:r>
       <w:r>
         <w:rPr>
@@ -330,7 +330,7 @@
           <w:sz w:val="24"/>
           <w:szCs w:val="24"/>
         </w:rPr>
-        <w:t xml:space="preserve"> m</w:t>
+        <w:t xml:space="preserve">20 November 1960 </w:t>
       </w:r>
       <w:r>
         <w:rPr>
@@ -340,7 +340,7 @@
           <w:sz w:val="24"/>
           <w:szCs w:val="24"/>
         </w:rPr>
-        <w:t xml:space="preserve">arried </w:t>
+        <w:t>she</w:t>
       </w:r>
       <w:r>
         <w:rPr>
@@ -349,18 +349,8 @@
           <w:bCs/>
           <w:sz w:val="24"/>
           <w:szCs w:val="24"/>
-          <w:bdr w:val="none" w:sz="0" w:space="0" w:color="auto" w:frame="1"/>
-        </w:rPr>
-        <w:t>Ante</w:t>
-      </w:r>
-      <w:r>
-        <w:rPr>
-          <w:rFonts w:ascii="Times New Roman" w:hAnsi="Times New Roman" w:cs="Times New Roman"/>
-          <w:sz w:val="24"/>
-          <w:szCs w:val="24"/>
-          <w:bdr w:val="none" w:sz="0" w:space="0" w:color="auto" w:frame="1"/>
-        </w:rPr>
-        <w:t xml:space="preserve"> </w:t>
+        </w:rPr>
+        <w:t xml:space="preserve"> m</w:t>
       </w:r>
       <w:r>
         <w:rPr>
@@ -369,9 +359,8 @@
           <w:bCs/>
           <w:sz w:val="24"/>
           <w:szCs w:val="24"/>
-          <w:bdr w:val="none" w:sz="0" w:space="0" w:color="auto" w:frame="1"/>
-        </w:rPr>
-        <w:t>Ferenčić</w:t>
+        </w:rPr>
+        <w:t xml:space="preserve">arried </w:t>
       </w:r>
       <w:r>
         <w:rPr>
@@ -380,8 +369,18 @@
           <w:bCs/>
           <w:sz w:val="24"/>
           <w:szCs w:val="24"/>
-        </w:rPr>
-        <w:t xml:space="preserve">, geology engineer, </w:t>
+          <w:bdr w:val="none" w:sz="0" w:space="0" w:color="auto" w:frame="1"/>
+        </w:rPr>
+        <w:t>Ante</w:t>
+      </w:r>
+      <w:r>
+        <w:rPr>
+          <w:rFonts w:ascii="Times New Roman" w:hAnsi="Times New Roman" w:cs="Times New Roman"/>
+          <w:sz w:val="24"/>
+          <w:szCs w:val="24"/>
+          <w:bdr w:val="none" w:sz="0" w:space="0" w:color="auto" w:frame="1"/>
+        </w:rPr>
+        <w:t xml:space="preserve"> </w:t>
       </w:r>
       <w:r>
         <w:rPr>
@@ -390,8 +389,9 @@
           <w:bCs/>
           <w:sz w:val="24"/>
           <w:szCs w:val="24"/>
-        </w:rPr>
-        <w:t xml:space="preserve">with whom she had </w:t>
+          <w:bdr w:val="none" w:sz="0" w:space="0" w:color="auto" w:frame="1"/>
+        </w:rPr>
+        <w:t>Ferenčić</w:t>
       </w:r>
       <w:r>
         <w:rPr>
@@ -401,7 +401,7 @@
           <w:sz w:val="24"/>
           <w:szCs w:val="24"/>
         </w:rPr>
-        <w:t>two</w:t>
+        <w:t xml:space="preserve">, geology engineer, </w:t>
       </w:r>
       <w:r>
         <w:rPr>
@@ -411,7 +411,7 @@
           <w:sz w:val="24"/>
           <w:szCs w:val="24"/>
         </w:rPr>
-        <w:t xml:space="preserve"> </w:t>
+        <w:t xml:space="preserve">with whom she had </w:t>
       </w:r>
       <w:r>
         <w:rPr>
@@ -421,7 +421,7 @@
           <w:sz w:val="24"/>
           <w:szCs w:val="24"/>
         </w:rPr>
-        <w:t>daughter</w:t>
+        <w:t>two</w:t>
       </w:r>
       <w:r>
         <w:rPr>
@@ -431,7 +431,7 @@
           <w:sz w:val="24"/>
           <w:szCs w:val="24"/>
         </w:rPr>
-        <w:t>s</w:t>
+        <w:t xml:space="preserve"> </w:t>
       </w:r>
       <w:r>
         <w:rPr>
@@ -441,6 +441,26 @@
           <w:sz w:val="24"/>
           <w:szCs w:val="24"/>
         </w:rPr>
+        <w:t>daughter</w:t>
+      </w:r>
+      <w:r>
+        <w:rPr>
+          <w:rFonts w:ascii="Times New Roman" w:hAnsi="Times New Roman" w:cs="Times New Roman"/>
+          <w:b/>
+          <w:bCs/>
+          <w:sz w:val="24"/>
+          <w:szCs w:val="24"/>
+        </w:rPr>
+        <w:t>s</w:t>
+      </w:r>
+      <w:r>
+        <w:rPr>
+          <w:rFonts w:ascii="Times New Roman" w:hAnsi="Times New Roman" w:cs="Times New Roman"/>
+          <w:b/>
+          <w:bCs/>
+          <w:sz w:val="24"/>
+          <w:szCs w:val="24"/>
+        </w:rPr>
         <w:t>.</w:t>
       </w:r>
     </w:p>
@@ -506,7 +526,7 @@
           <w:szCs w:val="24"/>
           <w:bdr w:val="none" w:sz="0" w:space="0" w:color="auto" w:frame="1"/>
         </w:rPr>
-        <w:t>čić</w:t>
+        <w:t xml:space="preserve">čić is </w:t>
       </w:r>
       <w:proofErr w:type="spellEnd"/>
       <w:r>
@@ -518,7 +538,7 @@
           <w:szCs w:val="24"/>
           <w:bdr w:val="none" w:sz="0" w:space="0" w:color="auto" w:frame="1"/>
         </w:rPr>
-        <w:t xml:space="preserve"> is usually spelled </w:t>
+        <w:t xml:space="preserve">usually spelled </w:t>
       </w:r>
       <w:proofErr w:type="spellStart"/>
       <w:r>
@@ -575,6 +595,7 @@
           <w:rFonts w:ascii="Times New Roman" w:hAnsi="Times New Roman" w:cs="Times New Roman"/>
           <w:b/>
           <w:bCs/>
+          <w:noProof/>
           <w:sz w:val="24"/>
           <w:szCs w:val="24"/>
         </w:rPr>
@@ -1599,6 +1620,7 @@
           <w:sz w:val="24"/>
           <w:szCs w:val="24"/>
         </w:rPr>
+        <w:lastRenderedPageBreak/>
         <w:t>Programme</w:t>
       </w:r>
       <w:proofErr w:type="spellEnd"/>
@@ -1670,16 +1692,7 @@
           <w:sz w:val="24"/>
           <w:szCs w:val="24"/>
         </w:rPr>
-        <w:t xml:space="preserve">While still </w:t>
-      </w:r>
-      <w:r>
-        <w:rPr>
-          <w:rFonts w:ascii="Times New Roman" w:hAnsi="Times New Roman" w:cs="Times New Roman"/>
-          <w:sz w:val="24"/>
-          <w:szCs w:val="24"/>
-        </w:rPr>
-        <w:lastRenderedPageBreak/>
-        <w:t>pursuing postgraduate studies, Pastizzi-</w:t>
+        <w:t>While still pursuing postgraduate studies, Pastizzi-</w:t>
       </w:r>
       <w:proofErr w:type="spellStart"/>
       <w:r>
@@ -3494,7 +3507,16 @@
           <w:sz w:val="24"/>
           <w:szCs w:val="24"/>
         </w:rPr>
-        <w:t>, following the Second UN World Conference on Women in Copenhagen in July 1980</w:t>
+        <w:t xml:space="preserve">, following the Second UN World Conference on Women </w:t>
+      </w:r>
+      <w:r>
+        <w:rPr>
+          <w:rFonts w:ascii="Times New Roman" w:hAnsi="Times New Roman" w:cs="Times New Roman"/>
+          <w:sz w:val="24"/>
+          <w:szCs w:val="24"/>
+        </w:rPr>
+        <w:lastRenderedPageBreak/>
+        <w:t>in Copenhagen in July 1980</w:t>
       </w:r>
       <w:r>
         <w:rPr>
@@ -3582,7 +3604,6 @@
           <w:sz w:val="24"/>
           <w:szCs w:val="24"/>
         </w:rPr>
-        <w:lastRenderedPageBreak/>
         <w:t>influenced the creation o</w:t>
       </w:r>
       <w:r>
@@ -5008,6 +5029,7 @@
           <w:sz w:val="24"/>
           <w:szCs w:val="24"/>
         </w:rPr>
+        <w:lastRenderedPageBreak/>
         <w:t>For INSTRAW’s seminars and training sessions Pastizzi-</w:t>
       </w:r>
       <w:proofErr w:type="spellStart"/>
@@ -5035,16 +5057,7 @@
           <w:sz w:val="24"/>
           <w:szCs w:val="24"/>
         </w:rPr>
-        <w:t xml:space="preserve"> hired consultants and commissioned studies that often made their way into larger UN reports or stand-alone publications. </w:t>
-      </w:r>
-      <w:r>
-        <w:rPr>
-          <w:rFonts w:ascii="Times New Roman" w:hAnsi="Times New Roman" w:cs="Times New Roman"/>
-          <w:sz w:val="24"/>
-          <w:szCs w:val="24"/>
-        </w:rPr>
-        <w:lastRenderedPageBreak/>
-        <w:t xml:space="preserve">Lourdes Urdaneta-Ferran of Venezuela was consulted on conceptualizing and measuring female labor. </w:t>
+        <w:t xml:space="preserve"> hired consultants and commissioned studies that often made their way into larger UN reports or stand-alone publications. Lourdes Urdaneta-Ferran of Venezuela was consulted on conceptualizing and measuring female labor. </w:t>
       </w:r>
       <w:r>
         <w:rPr>
@@ -6738,7 +6751,16 @@
           <w:sz w:val="24"/>
           <w:szCs w:val="24"/>
         </w:rPr>
-        <w:t xml:space="preserve">, whose Ministry of Foreign Affairs’ obituary recognized her as the first high-ranking Croatian </w:t>
+        <w:t>, whose Ministry of Foreign Affairs’ obituary recognized her as the first high-</w:t>
+      </w:r>
+      <w:r>
+        <w:rPr>
+          <w:rFonts w:ascii="Times New Roman" w:hAnsi="Times New Roman" w:cs="Times New Roman"/>
+          <w:sz w:val="24"/>
+          <w:szCs w:val="24"/>
+        </w:rPr>
+        <w:lastRenderedPageBreak/>
+        <w:t xml:space="preserve">ranking Croatian </w:t>
       </w:r>
       <w:r>
         <w:rPr>
@@ -6778,16 +6800,7 @@
           <w:sz w:val="24"/>
           <w:szCs w:val="24"/>
         </w:rPr>
-        <w:t xml:space="preserve">remembered as an effective servant, a dedicated supporter of women’s advancement and a mentor to the many researchers and assistants who </w:t>
-      </w:r>
-      <w:r>
-        <w:rPr>
-          <w:rFonts w:ascii="Times New Roman" w:hAnsi="Times New Roman" w:cs="Times New Roman"/>
-          <w:sz w:val="24"/>
-          <w:szCs w:val="24"/>
-        </w:rPr>
-        <w:lastRenderedPageBreak/>
-        <w:t xml:space="preserve">worked on INSTRAW projects during her years there as Director. </w:t>
+        <w:t xml:space="preserve">remembered as an effective servant, a dedicated supporter of women’s advancement and a mentor to the many researchers and assistants who worked on INSTRAW projects during her years there as Director. </w:t>
       </w:r>
       <w:r>
         <w:rPr>
@@ -11993,6 +12006,27 @@
 </file>
 
 <file path=customXml/item1.xml><?xml version="1.0" encoding="utf-8"?>
+<b:Sources xmlns:b="http://schemas.openxmlformats.org/officeDocument/2006/bibliography" xmlns="http://schemas.openxmlformats.org/officeDocument/2006/bibliography" SelectedStyle="\APASixthEditionOfficeOnline.xsl" StyleName="APA" Version="6"/>
+</file>
+
+<file path=customXml/item2.xml><?xml version="1.0" encoding="utf-8"?>
+<p:properties xmlns:p="http://schemas.microsoft.com/office/2006/metadata/properties" xmlns:xsi="http://www.w3.org/2001/XMLSchema-instance" xmlns:pc="http://schemas.microsoft.com/office/infopath/2007/PartnerControls">
+  <documentManagement>
+    <_activity xmlns="e7dc9db9-44fa-4792-978a-1bebcbbbf6d9" xsi:nil="true"/>
+  </documentManagement>
+</p:properties>
+</file>
+
+<file path=customXml/item3.xml><?xml version="1.0" encoding="utf-8"?>
+<?mso-contentType ?>
+<FormTemplates xmlns="http://schemas.microsoft.com/sharepoint/v3/contenttype/forms">
+  <Display>DocumentLibraryForm</Display>
+  <Edit>DocumentLibraryForm</Edit>
+  <New>DocumentLibraryForm</New>
+</FormTemplates>
+</file>
+
+<file path=customXml/item4.xml><?xml version="1.0" encoding="utf-8"?>
 <ct:contentTypeSchema xmlns:ct="http://schemas.microsoft.com/office/2006/metadata/contentType" xmlns:ma="http://schemas.microsoft.com/office/2006/metadata/properties/metaAttributes" ct:_="" ma:_="" ma:contentTypeName="Document" ma:contentTypeID="0x010100F2509219612A2147A1A480F40DC9B37B" ma:contentTypeVersion="13" ma:contentTypeDescription="Create a new document." ma:contentTypeScope="" ma:versionID="8585eb721f770ce15f54af3e7c1be9b7">
   <xsd:schema xmlns:xsd="http://www.w3.org/2001/XMLSchema" xmlns:xs="http://www.w3.org/2001/XMLSchema" xmlns:p="http://schemas.microsoft.com/office/2006/metadata/properties" xmlns:ns3="e7dc9db9-44fa-4792-978a-1bebcbbbf6d9" xmlns:ns4="842a4a3f-ae2e-4200-9c93-092425a729af" targetNamespace="http://schemas.microsoft.com/office/2006/metadata/properties" ma:root="true" ma:fieldsID="db37be46fdbc93c5c8e25435036137ff" ns3:_="" ns4:_="">
     <xsd:import namespace="e7dc9db9-44fa-4792-978a-1bebcbbbf6d9"/>
@@ -12213,28 +12247,33 @@
 </ct:contentTypeSchema>
 </file>
 
-<file path=customXml/item2.xml><?xml version="1.0" encoding="utf-8"?>
-<b:Sources xmlns:b="http://schemas.openxmlformats.org/officeDocument/2006/bibliography" xmlns="http://schemas.openxmlformats.org/officeDocument/2006/bibliography" SelectedStyle="\APASixthEditionOfficeOnline.xsl" StyleName="APA" Version="6"/>
+<file path=customXml/itemProps1.xml><?xml version="1.0" encoding="utf-8"?>
+<ds:datastoreItem xmlns:ds="http://schemas.openxmlformats.org/officeDocument/2006/customXml" ds:itemID="{73710B3A-CB8B-4B9C-8AED-CF578EAA2157}">
+  <ds:schemaRefs>
+    <ds:schemaRef ds:uri="http://schemas.openxmlformats.org/officeDocument/2006/bibliography"/>
+  </ds:schemaRefs>
+</ds:datastoreItem>
 </file>
 
-<file path=customXml/item3.xml><?xml version="1.0" encoding="utf-8"?>
-<p:properties xmlns:p="http://schemas.microsoft.com/office/2006/metadata/properties" xmlns:xsi="http://www.w3.org/2001/XMLSchema-instance" xmlns:pc="http://schemas.microsoft.com/office/infopath/2007/PartnerControls">
-  <documentManagement>
-    <_activity xmlns="e7dc9db9-44fa-4792-978a-1bebcbbbf6d9" xsi:nil="true"/>
-  </documentManagement>
-</p:properties>
+<file path=customXml/itemProps2.xml><?xml version="1.0" encoding="utf-8"?>
+<ds:datastoreItem xmlns:ds="http://schemas.openxmlformats.org/officeDocument/2006/customXml" ds:itemID="{9C0576BC-46AB-48A7-91CF-A3CE9997731D}">
+  <ds:schemaRefs>
+    <ds:schemaRef ds:uri="http://schemas.microsoft.com/office/2006/metadata/properties"/>
+    <ds:schemaRef ds:uri="http://schemas.microsoft.com/office/infopath/2007/PartnerControls"/>
+    <ds:schemaRef ds:uri="e7dc9db9-44fa-4792-978a-1bebcbbbf6d9"/>
+  </ds:schemaRefs>
+</ds:datastoreItem>
 </file>
 
-<file path=customXml/item4.xml><?xml version="1.0" encoding="utf-8"?>
-<?mso-contentType ?>
-<FormTemplates xmlns="http://schemas.microsoft.com/sharepoint/v3/contenttype/forms">
-  <Display>DocumentLibraryForm</Display>
-  <Edit>DocumentLibraryForm</Edit>
-  <New>DocumentLibraryForm</New>
-</FormTemplates>
+<file path=customXml/itemProps3.xml><?xml version="1.0" encoding="utf-8"?>
+<ds:datastoreItem xmlns:ds="http://schemas.openxmlformats.org/officeDocument/2006/customXml" ds:itemID="{F66313A8-CC37-4582-8E11-0289B3BB1732}">
+  <ds:schemaRefs>
+    <ds:schemaRef ds:uri="http://schemas.microsoft.com/sharepoint/v3/contenttype/forms"/>
+  </ds:schemaRefs>
+</ds:datastoreItem>
 </file>
 
-<file path=customXml/itemProps1.xml><?xml version="1.0" encoding="utf-8"?>
+<file path=customXml/itemProps4.xml><?xml version="1.0" encoding="utf-8"?>
 <ds:datastoreItem xmlns:ds="http://schemas.openxmlformats.org/officeDocument/2006/customXml" ds:itemID="{E0381BD0-53EE-47B5-92E9-FB4A6C7C7A7A}">
   <ds:schemaRefs>
     <ds:schemaRef ds:uri="http://schemas.microsoft.com/office/2006/metadata/contentType"/>
@@ -12251,30 +12290,4 @@
     <ds:schemaRef ds:uri="http://schemas.microsoft.com/internal/obd"/>
   </ds:schemaRefs>
 </ds:datastoreItem>
-</file>
-
-<file path=customXml/itemProps2.xml><?xml version="1.0" encoding="utf-8"?>
-<ds:datastoreItem xmlns:ds="http://schemas.openxmlformats.org/officeDocument/2006/customXml" ds:itemID="{73710B3A-CB8B-4B9C-8AED-CF578EAA2157}">
-  <ds:schemaRefs>
-    <ds:schemaRef ds:uri="http://schemas.openxmlformats.org/officeDocument/2006/bibliography"/>
-  </ds:schemaRefs>
-</ds:datastoreItem>
-</file>
-
-<file path=customXml/itemProps3.xml><?xml version="1.0" encoding="utf-8"?>
-<ds:datastoreItem xmlns:ds="http://schemas.openxmlformats.org/officeDocument/2006/customXml" ds:itemID="{9C0576BC-46AB-48A7-91CF-A3CE9997731D}">
-  <ds:schemaRefs>
-    <ds:schemaRef ds:uri="http://schemas.microsoft.com/office/2006/metadata/properties"/>
-    <ds:schemaRef ds:uri="http://schemas.microsoft.com/office/infopath/2007/PartnerControls"/>
-    <ds:schemaRef ds:uri="e7dc9db9-44fa-4792-978a-1bebcbbbf6d9"/>
-  </ds:schemaRefs>
-</ds:datastoreItem>
-</file>
-
-<file path=customXml/itemProps4.xml><?xml version="1.0" encoding="utf-8"?>
-<ds:datastoreItem xmlns:ds="http://schemas.openxmlformats.org/officeDocument/2006/customXml" ds:itemID="{F66313A8-CC37-4582-8E11-0289B3BB1732}">
-  <ds:schemaRefs>
-    <ds:schemaRef ds:uri="http://schemas.microsoft.com/sharepoint/v3/contenttype/forms"/>
-  </ds:schemaRefs>
-</ds:datastoreItem>
 </file>